--- a/reports/projects/1.2_Report.docx
+++ b/reports/projects/1.2_Report.docx
@@ -464,7 +464,7 @@
                 <w:sz w:val="20"/>
                 <w:szCs w:val="20"/>
               </w:rPr>
-              <w:t xml:space="preserve">2026 Target</w:t>
+              <w:t xml:space="preserve">25-26 Goal</w:t>
             </w:r>
           </w:p>
         </w:tc>
@@ -498,7 +498,7 @@
                 <w:sz w:val="20"/>
                 <w:szCs w:val="20"/>
               </w:rPr>
-              <w:t xml:space="preserve">N/A</w:t>
+              <w:t xml:space="preserve">2</w:t>
             </w:r>
           </w:p>
         </w:tc>
@@ -534,7 +534,7 @@
                 <w:sz w:val="20"/>
                 <w:szCs w:val="20"/>
               </w:rPr>
-              <w:t xml:space="preserve">2030 Target</w:t>
+              <w:t xml:space="preserve">25-26 Stretch</w:t>
             </w:r>
           </w:p>
         </w:tc>
@@ -548,6 +548,76 @@
               <w:right w:val="single" w:color="CCCCCC" w:sz="1"/>
             </w:tcBorders>
             <w:shd w:fill="F0F0F0" w:val="clear"/>
+            <w:tcMar>
+              <w:top w:type="dxa" w:w="60"/>
+              <w:left w:type="dxa" w:w="100"/>
+              <w:bottom w:type="dxa" w:w="60"/>
+              <w:right w:type="dxa" w:w="100"/>
+            </w:tcMar>
+          </w:tcPr>
+          <w:p>
+            <w:pPr>
+              <w:jc w:val="left"/>
+            </w:pPr>
+            <w:r>
+              <w:rPr>
+                <w:rFonts w:ascii="Cambria" w:cs="Cambria" w:eastAsia="Cambria" w:hAnsi="Cambria"/>
+                <w:b w:val="false"/>
+                <w:bCs w:val="false"/>
+                <w:color w:val="C9A84C"/>
+                <w:sz w:val="20"/>
+                <w:szCs w:val="20"/>
+              </w:rPr>
+              <w:t xml:space="preserve">3</w:t>
+            </w:r>
+          </w:p>
+        </w:tc>
+      </w:tr>
+      <w:tr>
+        <w:tc>
+          <w:tcPr>
+            <w:tcW w:type="dxa" w:w="3600"/>
+            <w:tcBorders>
+              <w:top w:val="single" w:color="CCCCCC" w:sz="1"/>
+              <w:left w:val="single" w:color="CCCCCC" w:sz="1"/>
+              <w:bottom w:val="single" w:color="CCCCCC" w:sz="1"/>
+              <w:right w:val="single" w:color="CCCCCC" w:sz="1"/>
+            </w:tcBorders>
+            <w:shd w:fill="FFFFFF" w:val="clear"/>
+            <w:tcMar>
+              <w:top w:type="dxa" w:w="60"/>
+              <w:left w:type="dxa" w:w="100"/>
+              <w:bottom w:type="dxa" w:w="60"/>
+              <w:right w:type="dxa" w:w="100"/>
+            </w:tcMar>
+          </w:tcPr>
+          <w:p>
+            <w:pPr>
+              <w:jc w:val="left"/>
+            </w:pPr>
+            <w:r>
+              <w:rPr>
+                <w:rFonts w:ascii="Cambria" w:cs="Cambria" w:eastAsia="Cambria" w:hAnsi="Cambria"/>
+                <w:b/>
+                <w:bCs/>
+                <w:color w:val="163A5F"/>
+                <w:sz w:val="20"/>
+                <w:szCs w:val="20"/>
+              </w:rPr>
+              <w:t xml:space="preserve">26-27 Goal</w:t>
+            </w:r>
+          </w:p>
+        </w:tc>
+        <w:tc>
+          <w:tcPr>
+            <w:tcW w:type="dxa" w:w="7200"/>
+            <w:tcBorders>
+              <w:top w:val="single" w:color="CCCCCC" w:sz="1"/>
+              <w:left w:val="single" w:color="CCCCCC" w:sz="1"/>
+              <w:bottom w:val="single" w:color="CCCCCC" w:sz="1"/>
+              <w:right w:val="single" w:color="CCCCCC" w:sz="1"/>
+            </w:tcBorders>
+            <w:shd w:fill="FFFFFF" w:val="clear"/>
             <w:tcMar>
               <w:top w:type="dxa" w:w="60"/>
               <w:left w:type="dxa" w:w="100"/>
@@ -568,7 +638,217 @@
                 <w:sz w:val="20"/>
                 <w:szCs w:val="20"/>
               </w:rPr>
-              <w:t xml:space="preserve">N/A</w:t>
+              <w:t xml:space="preserve">3</w:t>
+            </w:r>
+          </w:p>
+        </w:tc>
+      </w:tr>
+      <w:tr>
+        <w:tc>
+          <w:tcPr>
+            <w:tcW w:type="dxa" w:w="3600"/>
+            <w:tcBorders>
+              <w:top w:val="single" w:color="CCCCCC" w:sz="1"/>
+              <w:left w:val="single" w:color="CCCCCC" w:sz="1"/>
+              <w:bottom w:val="single" w:color="CCCCCC" w:sz="1"/>
+              <w:right w:val="single" w:color="CCCCCC" w:sz="1"/>
+            </w:tcBorders>
+            <w:shd w:fill="F0F0F0" w:val="clear"/>
+            <w:tcMar>
+              <w:top w:type="dxa" w:w="60"/>
+              <w:left w:type="dxa" w:w="100"/>
+              <w:bottom w:type="dxa" w:w="60"/>
+              <w:right w:type="dxa" w:w="100"/>
+            </w:tcMar>
+          </w:tcPr>
+          <w:p>
+            <w:pPr>
+              <w:jc w:val="left"/>
+            </w:pPr>
+            <w:r>
+              <w:rPr>
+                <w:rFonts w:ascii="Cambria" w:cs="Cambria" w:eastAsia="Cambria" w:hAnsi="Cambria"/>
+                <w:b/>
+                <w:bCs/>
+                <w:color w:val="163A5F"/>
+                <w:sz w:val="20"/>
+                <w:szCs w:val="20"/>
+              </w:rPr>
+              <w:t xml:space="preserve">27-28 Goal</w:t>
+            </w:r>
+          </w:p>
+        </w:tc>
+        <w:tc>
+          <w:tcPr>
+            <w:tcW w:type="dxa" w:w="7200"/>
+            <w:tcBorders>
+              <w:top w:val="single" w:color="CCCCCC" w:sz="1"/>
+              <w:left w:val="single" w:color="CCCCCC" w:sz="1"/>
+              <w:bottom w:val="single" w:color="CCCCCC" w:sz="1"/>
+              <w:right w:val="single" w:color="CCCCCC" w:sz="1"/>
+            </w:tcBorders>
+            <w:shd w:fill="F0F0F0" w:val="clear"/>
+            <w:tcMar>
+              <w:top w:type="dxa" w:w="60"/>
+              <w:left w:type="dxa" w:w="100"/>
+              <w:bottom w:type="dxa" w:w="60"/>
+              <w:right w:type="dxa" w:w="100"/>
+            </w:tcMar>
+          </w:tcPr>
+          <w:p>
+            <w:pPr>
+              <w:jc w:val="left"/>
+            </w:pPr>
+            <w:r>
+              <w:rPr>
+                <w:rFonts w:ascii="Cambria" w:cs="Cambria" w:eastAsia="Cambria" w:hAnsi="Cambria"/>
+                <w:b w:val="false"/>
+                <w:bCs w:val="false"/>
+                <w:color w:val="333333"/>
+                <w:sz w:val="20"/>
+                <w:szCs w:val="20"/>
+              </w:rPr>
+              <w:t xml:space="preserve">3</w:t>
+            </w:r>
+          </w:p>
+        </w:tc>
+      </w:tr>
+      <w:tr>
+        <w:tc>
+          <w:tcPr>
+            <w:tcW w:type="dxa" w:w="3600"/>
+            <w:tcBorders>
+              <w:top w:val="single" w:color="CCCCCC" w:sz="1"/>
+              <w:left w:val="single" w:color="CCCCCC" w:sz="1"/>
+              <w:bottom w:val="single" w:color="CCCCCC" w:sz="1"/>
+              <w:right w:val="single" w:color="CCCCCC" w:sz="1"/>
+            </w:tcBorders>
+            <w:shd w:fill="FFFFFF" w:val="clear"/>
+            <w:tcMar>
+              <w:top w:type="dxa" w:w="60"/>
+              <w:left w:type="dxa" w:w="100"/>
+              <w:bottom w:type="dxa" w:w="60"/>
+              <w:right w:type="dxa" w:w="100"/>
+            </w:tcMar>
+          </w:tcPr>
+          <w:p>
+            <w:pPr>
+              <w:jc w:val="left"/>
+            </w:pPr>
+            <w:r>
+              <w:rPr>
+                <w:rFonts w:ascii="Cambria" w:cs="Cambria" w:eastAsia="Cambria" w:hAnsi="Cambria"/>
+                <w:b/>
+                <w:bCs/>
+                <w:color w:val="163A5F"/>
+                <w:sz w:val="20"/>
+                <w:szCs w:val="20"/>
+              </w:rPr>
+              <w:t xml:space="preserve">28-29 Goal</w:t>
+            </w:r>
+          </w:p>
+        </w:tc>
+        <w:tc>
+          <w:tcPr>
+            <w:tcW w:type="dxa" w:w="7200"/>
+            <w:tcBorders>
+              <w:top w:val="single" w:color="CCCCCC" w:sz="1"/>
+              <w:left w:val="single" w:color="CCCCCC" w:sz="1"/>
+              <w:bottom w:val="single" w:color="CCCCCC" w:sz="1"/>
+              <w:right w:val="single" w:color="CCCCCC" w:sz="1"/>
+            </w:tcBorders>
+            <w:shd w:fill="FFFFFF" w:val="clear"/>
+            <w:tcMar>
+              <w:top w:type="dxa" w:w="60"/>
+              <w:left w:type="dxa" w:w="100"/>
+              <w:bottom w:type="dxa" w:w="60"/>
+              <w:right w:type="dxa" w:w="100"/>
+            </w:tcMar>
+          </w:tcPr>
+          <w:p>
+            <w:pPr>
+              <w:jc w:val="left"/>
+            </w:pPr>
+            <w:r>
+              <w:rPr>
+                <w:rFonts w:ascii="Cambria" w:cs="Cambria" w:eastAsia="Cambria" w:hAnsi="Cambria"/>
+                <w:b w:val="false"/>
+                <w:bCs w:val="false"/>
+                <w:color w:val="333333"/>
+                <w:sz w:val="20"/>
+                <w:szCs w:val="20"/>
+              </w:rPr>
+              <w:t xml:space="preserve">2</w:t>
+            </w:r>
+          </w:p>
+        </w:tc>
+      </w:tr>
+      <w:tr>
+        <w:tc>
+          <w:tcPr>
+            <w:tcW w:type="dxa" w:w="3600"/>
+            <w:tcBorders>
+              <w:top w:val="single" w:color="CCCCCC" w:sz="1"/>
+              <w:left w:val="single" w:color="CCCCCC" w:sz="1"/>
+              <w:bottom w:val="single" w:color="CCCCCC" w:sz="1"/>
+              <w:right w:val="single" w:color="CCCCCC" w:sz="1"/>
+            </w:tcBorders>
+            <w:shd w:fill="F0F0F0" w:val="clear"/>
+            <w:tcMar>
+              <w:top w:type="dxa" w:w="60"/>
+              <w:left w:type="dxa" w:w="100"/>
+              <w:bottom w:type="dxa" w:w="60"/>
+              <w:right w:type="dxa" w:w="100"/>
+            </w:tcMar>
+          </w:tcPr>
+          <w:p>
+            <w:pPr>
+              <w:jc w:val="left"/>
+            </w:pPr>
+            <w:r>
+              <w:rPr>
+                <w:rFonts w:ascii="Cambria" w:cs="Cambria" w:eastAsia="Cambria" w:hAnsi="Cambria"/>
+                <w:b/>
+                <w:bCs/>
+                <w:color w:val="163A5F"/>
+                <w:sz w:val="20"/>
+                <w:szCs w:val="20"/>
+              </w:rPr>
+              <w:t xml:space="preserve">29-30 Goal (Vision 2030)</w:t>
+            </w:r>
+          </w:p>
+        </w:tc>
+        <w:tc>
+          <w:tcPr>
+            <w:tcW w:type="dxa" w:w="7200"/>
+            <w:tcBorders>
+              <w:top w:val="single" w:color="CCCCCC" w:sz="1"/>
+              <w:left w:val="single" w:color="CCCCCC" w:sz="1"/>
+              <w:bottom w:val="single" w:color="CCCCCC" w:sz="1"/>
+              <w:right w:val="single" w:color="CCCCCC" w:sz="1"/>
+            </w:tcBorders>
+            <w:shd w:fill="F0F0F0" w:val="clear"/>
+            <w:tcMar>
+              <w:top w:type="dxa" w:w="60"/>
+              <w:left w:type="dxa" w:w="100"/>
+              <w:bottom w:type="dxa" w:w="60"/>
+              <w:right w:type="dxa" w:w="100"/>
+            </w:tcMar>
+          </w:tcPr>
+          <w:p>
+            <w:pPr>
+              <w:jc w:val="left"/>
+            </w:pPr>
+            <w:r>
+              <w:rPr>
+                <w:rFonts w:ascii="Cambria" w:cs="Cambria" w:eastAsia="Cambria" w:hAnsi="Cambria"/>
+                <w:b w:val="false"/>
+                <w:bCs w:val="false"/>
+                <w:color w:val="333333"/>
+                <w:sz w:val="20"/>
+                <w:szCs w:val="20"/>
+              </w:rPr>
+              <w:t xml:space="preserve">2</w:t>
             </w:r>
           </w:p>
         </w:tc>

--- a/reports/projects/1.2_Report.docx
+++ b/reports/projects/1.2_Report.docx
@@ -64,7 +64,7 @@
           <w:sz w:val="19"/>
           <w:szCs w:val="19"/>
         </w:rPr>
-        <w:t xml:space="preserve">April 7, 2026</w:t>
+        <w:t xml:space="preserve">April 8, 2026</w:t>
       </w:r>
     </w:p>
     <w:tbl>
@@ -428,7 +428,7 @@
                 <w:sz w:val="20"/>
                 <w:szCs w:val="20"/>
               </w:rPr>
-              <w:t xml:space="preserve">N/A</w:t>
+              <w:t xml:space="preserve">1 Cumulative integrations established</w:t>
             </w:r>
           </w:p>
         </w:tc>
@@ -498,7 +498,7 @@
                 <w:sz w:val="20"/>
                 <w:szCs w:val="20"/>
               </w:rPr>
-              <w:t xml:space="preserve">2</w:t>
+              <w:t xml:space="preserve">1</w:t>
             </w:r>
           </w:p>
         </w:tc>
@@ -568,7 +568,7 @@
                 <w:sz w:val="20"/>
                 <w:szCs w:val="20"/>
               </w:rPr>
-              <w:t xml:space="preserve">3</w:t>
+              <w:t xml:space="preserve">2</w:t>
             </w:r>
           </w:p>
         </w:tc>
@@ -638,7 +638,7 @@
                 <w:sz w:val="20"/>
                 <w:szCs w:val="20"/>
               </w:rPr>
-              <w:t xml:space="preserve">3</w:t>
+              <w:t xml:space="preserve">2</w:t>
             </w:r>
           </w:p>
         </w:tc>
@@ -778,7 +778,7 @@
                 <w:sz w:val="20"/>
                 <w:szCs w:val="20"/>
               </w:rPr>
-              <w:t xml:space="preserve">2</w:t>
+              <w:t xml:space="preserve">4</w:t>
             </w:r>
           </w:p>
         </w:tc>
@@ -848,7 +848,7 @@
                 <w:sz w:val="20"/>
                 <w:szCs w:val="20"/>
               </w:rPr>
-              <w:t xml:space="preserve">2</w:t>
+              <w:t xml:space="preserve">5</w:t>
             </w:r>
           </w:p>
         </w:tc>
@@ -873,7 +873,7 @@
           <w:sz w:val="21"/>
           <w:szCs w:val="21"/>
         </w:rPr>
-        <w:t xml:space="preserve">Credential Engine CTDL integration, eTranscript alignment, Career Passport planning, CCCApply JST authorization</w:t>
+        <w:t xml:space="preserve">Related systems feature integrated, interoperable, and AI-Assisted CPL to support student access, planning, completion, transfer, tracking and research.</w:t>
       </w:r>
     </w:p>
     <w:p>
@@ -895,7 +895,7 @@
           <w:sz w:val="18"/>
           <w:szCs w:val="18"/>
         </w:rPr>
-        <w:t xml:space="preserve">Date: 2026-04-07</w:t>
+        <w:t xml:space="preserve">Date: 2026-04-08</w:t>
       </w:r>
     </w:p>
     <w:p>
@@ -909,7 +909,7 @@
           <w:sz w:val="21"/>
           <w:szCs w:val="21"/>
         </w:rPr>
-        <w:t xml:space="preserve">Credential Engine integration established; competency-level alignment with CTDL underway</w:t>
+        <w:t xml:space="preserve">Credential Engine integration established; competency-level alignment with CTDL underway; Phase 1 Program Pathways Mapper integration complete; CVC integration underway; Career Passport integration planned</w:t>
       </w:r>
     </w:p>
     <w:p>
@@ -931,7 +931,7 @@
           <w:sz w:val="21"/>
           <w:szCs w:val="21"/>
         </w:rPr>
-        <w:t xml:space="preserve">Credential Engine integration established supporting competency-level alignment with CTDL. Interoperability with eTranscript, Career Passport, and CCCApply is in planning/development phases.</w:t>
+        <w:t xml:space="preserve">10</w:t>
       </w:r>
     </w:p>
     <w:p>
@@ -975,7 +975,7 @@
           <w:sz w:val="18"/>
           <w:szCs w:val="18"/>
         </w:rPr>
-        <w:t xml:space="preserve">3 logged updates — newest first</w:t>
+        <w:t xml:space="preserve">5 logged updates — newest first</w:t>
       </w:r>
     </w:p>
     <w:tbl>
@@ -1095,6 +1095,214 @@
                 <w:szCs w:val="18"/>
               </w:rPr>
               <w:t xml:space="preserve">Note</w:t>
+            </w:r>
+          </w:p>
+        </w:tc>
+      </w:tr>
+      <w:tr>
+        <w:tc>
+          <w:tcPr>
+            <w:tcW w:type="dxa" w:w="1800"/>
+            <w:tcBorders>
+              <w:top w:val="single" w:color="CCCCCC" w:sz="1"/>
+              <w:left w:val="single" w:color="CCCCCC" w:sz="1"/>
+              <w:bottom w:val="single" w:color="CCCCCC" w:sz="1"/>
+              <w:right w:val="single" w:color="CCCCCC" w:sz="1"/>
+            </w:tcBorders>
+            <w:shd w:fill="F9F9F9" w:val="clear"/>
+            <w:tcMar>
+              <w:top w:type="dxa" w:w="60"/>
+              <w:left w:type="dxa" w:w="100"/>
+              <w:bottom w:type="dxa" w:w="60"/>
+              <w:right w:type="dxa" w:w="100"/>
+            </w:tcMar>
+          </w:tcPr>
+          <w:p>
+            <w:pPr>
+              <w:jc w:val="left"/>
+            </w:pPr>
+            <w:r>
+              <w:rPr>
+                <w:rFonts w:ascii="Cambria" w:cs="Cambria" w:eastAsia="Cambria" w:hAnsi="Cambria"/>
+                <w:b w:val="false"/>
+                <w:bCs w:val="false"/>
+                <w:color w:val="666666"/>
+                <w:sz w:val="18"/>
+                <w:szCs w:val="18"/>
+              </w:rPr>
+              <w:t xml:space="preserve">2026-04-08</w:t>
+            </w:r>
+          </w:p>
+        </w:tc>
+        <w:tc>
+          <w:tcPr>
+            <w:tcW w:type="dxa" w:w="1600"/>
+            <w:tcBorders>
+              <w:top w:val="single" w:color="CCCCCC" w:sz="1"/>
+              <w:left w:val="single" w:color="CCCCCC" w:sz="1"/>
+              <w:bottom w:val="single" w:color="CCCCCC" w:sz="1"/>
+              <w:right w:val="single" w:color="CCCCCC" w:sz="1"/>
+            </w:tcBorders>
+            <w:shd w:fill="F9F9F9" w:val="clear"/>
+            <w:tcMar>
+              <w:top w:type="dxa" w:w="60"/>
+              <w:left w:type="dxa" w:w="100"/>
+              <w:bottom w:type="dxa" w:w="60"/>
+              <w:right w:type="dxa" w:w="100"/>
+            </w:tcMar>
+          </w:tcPr>
+          <w:p>
+            <w:pPr>
+              <w:jc w:val="center"/>
+            </w:pPr>
+            <w:r>
+              <w:rPr>
+                <w:rFonts w:ascii="Cambria" w:cs="Cambria" w:eastAsia="Cambria" w:hAnsi="Cambria"/>
+                <w:b/>
+                <w:bCs/>
+                <w:color w:val="163A5F"/>
+                <w:sz w:val="17"/>
+                <w:szCs w:val="17"/>
+              </w:rPr>
+              <w:t xml:space="preserve">Progress Update</w:t>
+            </w:r>
+          </w:p>
+        </w:tc>
+        <w:tc>
+          <w:tcPr>
+            <w:tcW w:type="dxa" w:w="7400"/>
+            <w:tcBorders>
+              <w:top w:val="single" w:color="CCCCCC" w:sz="1"/>
+              <w:left w:val="single" w:color="CCCCCC" w:sz="1"/>
+              <w:bottom w:val="single" w:color="CCCCCC" w:sz="1"/>
+              <w:right w:val="single" w:color="CCCCCC" w:sz="1"/>
+            </w:tcBorders>
+            <w:shd w:fill="F9F9F9" w:val="clear"/>
+            <w:tcMar>
+              <w:top w:type="dxa" w:w="60"/>
+              <w:left w:type="dxa" w:w="100"/>
+              <w:bottom w:type="dxa" w:w="60"/>
+              <w:right w:type="dxa" w:w="100"/>
+            </w:tcMar>
+          </w:tcPr>
+          <w:p>
+            <w:pPr>
+              <w:jc w:val="left"/>
+            </w:pPr>
+            <w:r>
+              <w:rPr>
+                <w:rFonts w:ascii="Cambria" w:cs="Cambria" w:eastAsia="Cambria" w:hAnsi="Cambria"/>
+                <w:b w:val="false"/>
+                <w:bCs w:val="false"/>
+                <w:color w:val="333333"/>
+                <w:sz w:val="18"/>
+                <w:szCs w:val="18"/>
+              </w:rPr>
+              <w:t xml:space="preserve">Credential Engine integration established; competency-level alignment with CTDL underway; Phase 1 Program Pathways Mapper integration complete; CVC integration underway; Career Passport integration planned</w:t>
+            </w:r>
+          </w:p>
+        </w:tc>
+      </w:tr>
+      <w:tr>
+        <w:tc>
+          <w:tcPr>
+            <w:tcW w:type="dxa" w:w="1800"/>
+            <w:tcBorders>
+              <w:top w:val="single" w:color="CCCCCC" w:sz="1"/>
+              <w:left w:val="single" w:color="CCCCCC" w:sz="1"/>
+              <w:bottom w:val="single" w:color="CCCCCC" w:sz="1"/>
+              <w:right w:val="single" w:color="CCCCCC" w:sz="1"/>
+            </w:tcBorders>
+            <w:shd w:fill="FFFFFF" w:val="clear"/>
+            <w:tcMar>
+              <w:top w:type="dxa" w:w="60"/>
+              <w:left w:type="dxa" w:w="100"/>
+              <w:bottom w:type="dxa" w:w="60"/>
+              <w:right w:type="dxa" w:w="100"/>
+            </w:tcMar>
+          </w:tcPr>
+          <w:p>
+            <w:pPr>
+              <w:jc w:val="left"/>
+            </w:pPr>
+            <w:r>
+              <w:rPr>
+                <w:rFonts w:ascii="Cambria" w:cs="Cambria" w:eastAsia="Cambria" w:hAnsi="Cambria"/>
+                <w:b w:val="false"/>
+                <w:bCs w:val="false"/>
+                <w:color w:val="666666"/>
+                <w:sz w:val="18"/>
+                <w:szCs w:val="18"/>
+              </w:rPr>
+              <w:t xml:space="preserve">2026-04-08</w:t>
+            </w:r>
+          </w:p>
+        </w:tc>
+        <w:tc>
+          <w:tcPr>
+            <w:tcW w:type="dxa" w:w="1600"/>
+            <w:tcBorders>
+              <w:top w:val="single" w:color="CCCCCC" w:sz="1"/>
+              <w:left w:val="single" w:color="CCCCCC" w:sz="1"/>
+              <w:bottom w:val="single" w:color="CCCCCC" w:sz="1"/>
+              <w:right w:val="single" w:color="CCCCCC" w:sz="1"/>
+            </w:tcBorders>
+            <w:shd w:fill="FFFFFF" w:val="clear"/>
+            <w:tcMar>
+              <w:top w:type="dxa" w:w="60"/>
+              <w:left w:type="dxa" w:w="100"/>
+              <w:bottom w:type="dxa" w:w="60"/>
+              <w:right w:type="dxa" w:w="100"/>
+            </w:tcMar>
+          </w:tcPr>
+          <w:p>
+            <w:pPr>
+              <w:jc w:val="center"/>
+            </w:pPr>
+            <w:r>
+              <w:rPr>
+                <w:rFonts w:ascii="Cambria" w:cs="Cambria" w:eastAsia="Cambria" w:hAnsi="Cambria"/>
+                <w:b/>
+                <w:bCs/>
+                <w:color w:val="C9A84C"/>
+                <w:sz w:val="17"/>
+                <w:szCs w:val="17"/>
+              </w:rPr>
+              <w:t xml:space="preserve">Workplan</w:t>
+            </w:r>
+          </w:p>
+        </w:tc>
+        <w:tc>
+          <w:tcPr>
+            <w:tcW w:type="dxa" w:w="7400"/>
+            <w:tcBorders>
+              <w:top w:val="single" w:color="CCCCCC" w:sz="1"/>
+              <w:left w:val="single" w:color="CCCCCC" w:sz="1"/>
+              <w:bottom w:val="single" w:color="CCCCCC" w:sz="1"/>
+              <w:right w:val="single" w:color="CCCCCC" w:sz="1"/>
+            </w:tcBorders>
+            <w:shd w:fill="FFFFFF" w:val="clear"/>
+            <w:tcMar>
+              <w:top w:type="dxa" w:w="60"/>
+              <w:left w:type="dxa" w:w="100"/>
+              <w:bottom w:type="dxa" w:w="60"/>
+              <w:right w:type="dxa" w:w="100"/>
+            </w:tcMar>
+          </w:tcPr>
+          <w:p>
+            <w:pPr>
+              <w:jc w:val="left"/>
+            </w:pPr>
+            <w:r>
+              <w:rPr>
+                <w:rFonts w:ascii="Cambria" w:cs="Cambria" w:eastAsia="Cambria" w:hAnsi="Cambria"/>
+                <w:b w:val="false"/>
+                <w:bCs w:val="false"/>
+                <w:color w:val="333333"/>
+                <w:sz w:val="18"/>
+                <w:szCs w:val="18"/>
+              </w:rPr>
+              <w:t xml:space="preserve">10</w:t>
             </w:r>
           </w:p>
         </w:tc>
@@ -1483,7 +1691,7 @@
         <w:sz w:val="14"/>
         <w:szCs w:val="14"/>
       </w:rPr>
-      <w:t xml:space="preserve">Generated April 7, 2026  |  California Community Colleges  |  MAP Initiative</w:t>
+      <w:t xml:space="preserve">Generated April 8, 2026  |  California Community Colleges  |  MAP Initiative</w:t>
     </w:r>
     <w:r>
       <w:rPr>

--- a/reports/projects/1.2_Report.docx
+++ b/reports/projects/1.2_Report.docx
@@ -394,7 +394,7 @@
                 <w:sz w:val="20"/>
                 <w:szCs w:val="20"/>
               </w:rPr>
-              <w:t xml:space="preserve">KPI Metric</w:t>
+              <w:t xml:space="preserve">KPI Current</w:t>
             </w:r>
           </w:p>
         </w:tc>
@@ -464,7 +464,147 @@
                 <w:sz w:val="20"/>
                 <w:szCs w:val="20"/>
               </w:rPr>
-              <w:t xml:space="preserve">25-26 Goal</w:t>
+              <w:t xml:space="preserve">2030 Goal</w:t>
+            </w:r>
+          </w:p>
+        </w:tc>
+        <w:tc>
+          <w:tcPr>
+            <w:tcW w:type="dxa" w:w="7200"/>
+            <w:tcBorders>
+              <w:top w:val="single" w:color="CCCCCC" w:sz="1"/>
+              <w:left w:val="single" w:color="CCCCCC" w:sz="1"/>
+              <w:bottom w:val="single" w:color="CCCCCC" w:sz="1"/>
+              <w:right w:val="single" w:color="CCCCCC" w:sz="1"/>
+            </w:tcBorders>
+            <w:shd w:fill="FFFFFF" w:val="clear"/>
+            <w:tcMar>
+              <w:top w:type="dxa" w:w="60"/>
+              <w:left w:type="dxa" w:w="100"/>
+              <w:bottom w:type="dxa" w:w="60"/>
+              <w:right w:type="dxa" w:w="100"/>
+            </w:tcMar>
+          </w:tcPr>
+          <w:p>
+            <w:pPr>
+              <w:jc w:val="left"/>
+            </w:pPr>
+            <w:r>
+              <w:rPr>
+                <w:rFonts w:ascii="Cambria" w:cs="Cambria" w:eastAsia="Cambria" w:hAnsi="Cambria"/>
+                <w:b w:val="false"/>
+                <w:bCs w:val="false"/>
+                <w:color w:val="0A2240"/>
+                <w:sz w:val="20"/>
+                <w:szCs w:val="20"/>
+              </w:rPr>
+              <w:t xml:space="preserve">5</w:t>
+            </w:r>
+          </w:p>
+        </w:tc>
+      </w:tr>
+      <w:tr>
+        <w:tc>
+          <w:tcPr>
+            <w:tcW w:type="dxa" w:w="3600"/>
+            <w:tcBorders>
+              <w:top w:val="single" w:color="CCCCCC" w:sz="1"/>
+              <w:left w:val="single" w:color="CCCCCC" w:sz="1"/>
+              <w:bottom w:val="single" w:color="CCCCCC" w:sz="1"/>
+              <w:right w:val="single" w:color="CCCCCC" w:sz="1"/>
+            </w:tcBorders>
+            <w:shd w:fill="F0F0F0" w:val="clear"/>
+            <w:tcMar>
+              <w:top w:type="dxa" w:w="60"/>
+              <w:left w:type="dxa" w:w="100"/>
+              <w:bottom w:type="dxa" w:w="60"/>
+              <w:right w:type="dxa" w:w="100"/>
+            </w:tcMar>
+          </w:tcPr>
+          <w:p>
+            <w:pPr>
+              <w:jc w:val="left"/>
+            </w:pPr>
+            <w:r>
+              <w:rPr>
+                <w:rFonts w:ascii="Cambria" w:cs="Cambria" w:eastAsia="Cambria" w:hAnsi="Cambria"/>
+                <w:b/>
+                <w:bCs/>
+                <w:color w:val="163A5F"/>
+                <w:sz w:val="20"/>
+                <w:szCs w:val="20"/>
+              </w:rPr>
+              <w:t xml:space="preserve">2030 Stretch</w:t>
+            </w:r>
+          </w:p>
+        </w:tc>
+        <w:tc>
+          <w:tcPr>
+            <w:tcW w:type="dxa" w:w="7200"/>
+            <w:tcBorders>
+              <w:top w:val="single" w:color="CCCCCC" w:sz="1"/>
+              <w:left w:val="single" w:color="CCCCCC" w:sz="1"/>
+              <w:bottom w:val="single" w:color="CCCCCC" w:sz="1"/>
+              <w:right w:val="single" w:color="CCCCCC" w:sz="1"/>
+            </w:tcBorders>
+            <w:shd w:fill="F0F0F0" w:val="clear"/>
+            <w:tcMar>
+              <w:top w:type="dxa" w:w="60"/>
+              <w:left w:type="dxa" w:w="100"/>
+              <w:bottom w:type="dxa" w:w="60"/>
+              <w:right w:type="dxa" w:w="100"/>
+            </w:tcMar>
+          </w:tcPr>
+          <w:p>
+            <w:pPr>
+              <w:jc w:val="left"/>
+            </w:pPr>
+            <w:r>
+              <w:rPr>
+                <w:rFonts w:ascii="Cambria" w:cs="Cambria" w:eastAsia="Cambria" w:hAnsi="Cambria"/>
+                <w:b w:val="false"/>
+                <w:bCs w:val="false"/>
+                <w:color w:val="C9A84C"/>
+                <w:sz w:val="20"/>
+                <w:szCs w:val="20"/>
+              </w:rPr>
+              <w:t xml:space="preserve">8</w:t>
+            </w:r>
+          </w:p>
+        </w:tc>
+      </w:tr>
+      <w:tr>
+        <w:tc>
+          <w:tcPr>
+            <w:tcW w:type="dxa" w:w="3600"/>
+            <w:tcBorders>
+              <w:top w:val="single" w:color="CCCCCC" w:sz="1"/>
+              <w:left w:val="single" w:color="CCCCCC" w:sz="1"/>
+              <w:bottom w:val="single" w:color="CCCCCC" w:sz="1"/>
+              <w:right w:val="single" w:color="CCCCCC" w:sz="1"/>
+            </w:tcBorders>
+            <w:shd w:fill="FFFFFF" w:val="clear"/>
+            <w:tcMar>
+              <w:top w:type="dxa" w:w="60"/>
+              <w:left w:type="dxa" w:w="100"/>
+              <w:bottom w:type="dxa" w:w="60"/>
+              <w:right w:type="dxa" w:w="100"/>
+            </w:tcMar>
+          </w:tcPr>
+          <w:p>
+            <w:pPr>
+              <w:jc w:val="left"/>
+            </w:pPr>
+            <w:r>
+              <w:rPr>
+                <w:rFonts w:ascii="Cambria" w:cs="Cambria" w:eastAsia="Cambria" w:hAnsi="Cambria"/>
+                <w:b/>
+                <w:bCs/>
+                <w:color w:val="163A5F"/>
+                <w:sz w:val="20"/>
+                <w:szCs w:val="20"/>
+              </w:rPr>
+              <w:t xml:space="preserve">25-26</w:t>
             </w:r>
           </w:p>
         </w:tc>
@@ -498,7 +638,7 @@
                 <w:sz w:val="20"/>
                 <w:szCs w:val="20"/>
               </w:rPr>
-              <w:t xml:space="preserve">1</w:t>
+              <w:t xml:space="preserve">1/1</w:t>
             </w:r>
           </w:p>
         </w:tc>
@@ -534,7 +674,7 @@
                 <w:sz w:val="20"/>
                 <w:szCs w:val="20"/>
               </w:rPr>
-              <w:t xml:space="preserve">25-26 Stretch</w:t>
+              <w:t xml:space="preserve">26-27</w:t>
             </w:r>
           </w:p>
         </w:tc>
@@ -564,11 +704,11 @@
                 <w:rFonts w:ascii="Cambria" w:cs="Cambria" w:eastAsia="Cambria" w:hAnsi="Cambria"/>
                 <w:b w:val="false"/>
                 <w:bCs w:val="false"/>
-                <w:color w:val="C9A84C"/>
-                <w:sz w:val="20"/>
-                <w:szCs w:val="20"/>
-              </w:rPr>
-              <w:t xml:space="preserve">2</w:t>
+                <w:color w:val="333333"/>
+                <w:sz w:val="20"/>
+                <w:szCs w:val="20"/>
+              </w:rPr>
+              <w:t xml:space="preserve">1/2</w:t>
             </w:r>
           </w:p>
         </w:tc>
@@ -604,7 +744,7 @@
                 <w:sz w:val="20"/>
                 <w:szCs w:val="20"/>
               </w:rPr>
-              <w:t xml:space="preserve">26-27 Goal</w:t>
+              <w:t xml:space="preserve">27-28</w:t>
             </w:r>
           </w:p>
         </w:tc>
@@ -638,7 +778,7 @@
                 <w:sz w:val="20"/>
                 <w:szCs w:val="20"/>
               </w:rPr>
-              <w:t xml:space="preserve">2</w:t>
+              <w:t xml:space="preserve">1/3</w:t>
             </w:r>
           </w:p>
         </w:tc>
@@ -674,7 +814,7 @@
                 <w:sz w:val="20"/>
                 <w:szCs w:val="20"/>
               </w:rPr>
-              <w:t xml:space="preserve">27-28 Goal</w:t>
+              <w:t xml:space="preserve">28-29</w:t>
             </w:r>
           </w:p>
         </w:tc>
@@ -708,7 +848,7 @@
                 <w:sz w:val="20"/>
                 <w:szCs w:val="20"/>
               </w:rPr>
-              <w:t xml:space="preserve">3</w:t>
+              <w:t xml:space="preserve">1/4</w:t>
             </w:r>
           </w:p>
         </w:tc>
@@ -744,7 +884,7 @@
                 <w:sz w:val="20"/>
                 <w:szCs w:val="20"/>
               </w:rPr>
-              <w:t xml:space="preserve">28-29 Goal</w:t>
+              <w:t xml:space="preserve">29-30</w:t>
             </w:r>
           </w:p>
         </w:tc>
@@ -778,77 +918,7 @@
                 <w:sz w:val="20"/>
                 <w:szCs w:val="20"/>
               </w:rPr>
-              <w:t xml:space="preserve">4</w:t>
-            </w:r>
-          </w:p>
-        </w:tc>
-      </w:tr>
-      <w:tr>
-        <w:tc>
-          <w:tcPr>
-            <w:tcW w:type="dxa" w:w="3600"/>
-            <w:tcBorders>
-              <w:top w:val="single" w:color="CCCCCC" w:sz="1"/>
-              <w:left w:val="single" w:color="CCCCCC" w:sz="1"/>
-              <w:bottom w:val="single" w:color="CCCCCC" w:sz="1"/>
-              <w:right w:val="single" w:color="CCCCCC" w:sz="1"/>
-            </w:tcBorders>
-            <w:shd w:fill="F0F0F0" w:val="clear"/>
-            <w:tcMar>
-              <w:top w:type="dxa" w:w="60"/>
-              <w:left w:type="dxa" w:w="100"/>
-              <w:bottom w:type="dxa" w:w="60"/>
-              <w:right w:type="dxa" w:w="100"/>
-            </w:tcMar>
-          </w:tcPr>
-          <w:p>
-            <w:pPr>
-              <w:jc w:val="left"/>
-            </w:pPr>
-            <w:r>
-              <w:rPr>
-                <w:rFonts w:ascii="Cambria" w:cs="Cambria" w:eastAsia="Cambria" w:hAnsi="Cambria"/>
-                <w:b/>
-                <w:bCs/>
-                <w:color w:val="163A5F"/>
-                <w:sz w:val="20"/>
-                <w:szCs w:val="20"/>
-              </w:rPr>
-              <w:t xml:space="preserve">29-30 Goal (Vision 2030)</w:t>
-            </w:r>
-          </w:p>
-        </w:tc>
-        <w:tc>
-          <w:tcPr>
-            <w:tcW w:type="dxa" w:w="7200"/>
-            <w:tcBorders>
-              <w:top w:val="single" w:color="CCCCCC" w:sz="1"/>
-              <w:left w:val="single" w:color="CCCCCC" w:sz="1"/>
-              <w:bottom w:val="single" w:color="CCCCCC" w:sz="1"/>
-              <w:right w:val="single" w:color="CCCCCC" w:sz="1"/>
-            </w:tcBorders>
-            <w:shd w:fill="F0F0F0" w:val="clear"/>
-            <w:tcMar>
-              <w:top w:type="dxa" w:w="60"/>
-              <w:left w:type="dxa" w:w="100"/>
-              <w:bottom w:type="dxa" w:w="60"/>
-              <w:right w:type="dxa" w:w="100"/>
-            </w:tcMar>
-          </w:tcPr>
-          <w:p>
-            <w:pPr>
-              <w:jc w:val="left"/>
-            </w:pPr>
-            <w:r>
-              <w:rPr>
-                <w:rFonts w:ascii="Cambria" w:cs="Cambria" w:eastAsia="Cambria" w:hAnsi="Cambria"/>
-                <w:b w:val="false"/>
-                <w:bCs w:val="false"/>
-                <w:color w:val="333333"/>
-                <w:sz w:val="20"/>
-                <w:szCs w:val="20"/>
-              </w:rPr>
-              <w:t xml:space="preserve">5</w:t>
+              <w:t xml:space="preserve">1/5</w:t>
             </w:r>
           </w:p>
         </w:tc>

--- a/reports/projects/1.2_Report.docx
+++ b/reports/projects/1.2_Report.docx
@@ -1001,7 +1001,7 @@
           <w:sz w:val="21"/>
           <w:szCs w:val="21"/>
         </w:rPr>
-        <w:t xml:space="preserve">10</w:t>
+        <w:t xml:space="preserve">Credential Engine integration established supporting competency-level alignment with CTDL. Interoperability with eTranscript, Career Passport, and CCCApply is in planning/development phases.</w:t>
       </w:r>
     </w:p>
     <w:p>
@@ -1372,7 +1372,7 @@
                 <w:sz w:val="18"/>
                 <w:szCs w:val="18"/>
               </w:rPr>
-              <w:t xml:space="preserve">10</w:t>
+              <w:t xml:space="preserve">Credential Engine integration established supporting competency-level alignment with CTDL. Interoperability with eTranscript, Career Passport, and CCCApply is in planning/development phases.</w:t>
             </w:r>
           </w:p>
         </w:tc>

--- a/reports/projects/1.2_Report.docx
+++ b/reports/projects/1.2_Report.docx
@@ -64,7 +64,7 @@
           <w:sz w:val="19"/>
           <w:szCs w:val="19"/>
         </w:rPr>
-        <w:t xml:space="preserve">April 8, 2026</w:t>
+        <w:t xml:space="preserve">April 14, 2026</w:t>
       </w:r>
     </w:p>
     <w:tbl>
@@ -1761,7 +1761,7 @@
         <w:sz w:val="14"/>
         <w:szCs w:val="14"/>
       </w:rPr>
-      <w:t xml:space="preserve">Generated April 8, 2026  |  California Community Colleges  |  MAP Initiative</w:t>
+      <w:t xml:space="preserve">Generated April 14, 2026  |  California Community Colleges  |  MAP Initiative</w:t>
     </w:r>
     <w:r>
       <w:rPr>

--- a/reports/projects/1.2_Report.docx
+++ b/reports/projects/1.2_Report.docx
@@ -13,12 +13,12 @@
       </w:pPr>
       <w:r>
         <w:rPr>
-          <w:rFonts w:ascii="Cambria" w:cs="Cambria" w:eastAsia="Cambria" w:hAnsi="Cambria"/>
           <w:b/>
           <w:bCs/>
           <w:color w:val="0A2240"/>
           <w:sz w:val="32"/>
           <w:szCs w:val="32"/>
+          <w:rFonts w:ascii="Cambria" w:cs="Cambria" w:eastAsia="Cambria" w:hAnsi="Cambria"/>
         </w:rPr>
         <w:t xml:space="preserve">1.2  System Integration &amp; Interoperability</w:t>
       </w:r>
@@ -30,12 +30,12 @@
       </w:pPr>
       <w:r>
         <w:rPr>
-          <w:rFonts w:ascii="Cambria" w:cs="Cambria" w:eastAsia="Cambria" w:hAnsi="Cambria"/>
           <w:b/>
           <w:bCs/>
           <w:color w:val="C9A84C"/>
           <w:sz w:val="24"/>
           <w:szCs w:val="24"/>
+          <w:rFonts w:ascii="Cambria" w:cs="Cambria" w:eastAsia="Cambria" w:hAnsi="Cambria"/>
         </w:rPr>
         <w:t xml:space="preserve">↑ In Progress</w:t>
       </w:r>
@@ -50,21 +50,21 @@
       </w:pPr>
       <w:r>
         <w:rPr>
-          <w:rFonts w:ascii="Cambria" w:cs="Cambria" w:eastAsia="Cambria" w:hAnsi="Cambria"/>
           <w:color w:val="666666"/>
           <w:sz w:val="19"/>
           <w:szCs w:val="19"/>
+          <w:rFonts w:ascii="Cambria" w:cs="Cambria" w:eastAsia="Cambria" w:hAnsi="Cambria"/>
         </w:rPr>
         <w:t xml:space="preserve">Activity 1: AI-Enhanced CPL Infrastructure  |  Goal 2; Goal 3  |  </w:t>
       </w:r>
       <w:r>
         <w:rPr>
-          <w:rFonts w:ascii="Cambria" w:cs="Cambria" w:eastAsia="Cambria" w:hAnsi="Cambria"/>
           <w:color w:val="666666"/>
           <w:sz w:val="19"/>
           <w:szCs w:val="19"/>
+          <w:rFonts w:ascii="Cambria" w:cs="Cambria" w:eastAsia="Cambria" w:hAnsi="Cambria"/>
         </w:rPr>
-        <w:t xml:space="preserve">April 14, 2026</w:t>
+        <w:t xml:space="preserve">July 2, 2026</w:t>
       </w:r>
     </w:p>
     <w:tbl>
@@ -107,12 +107,12 @@
             </w:pPr>
             <w:r>
               <w:rPr>
-                <w:rFonts w:ascii="Cambria" w:cs="Cambria" w:eastAsia="Cambria" w:hAnsi="Cambria"/>
                 <w:b/>
                 <w:bCs/>
                 <w:color w:val="163A5F"/>
                 <w:sz w:val="20"/>
                 <w:szCs w:val="20"/>
+                <w:rFonts w:ascii="Cambria" w:cs="Cambria" w:eastAsia="Cambria" w:hAnsi="Cambria"/>
               </w:rPr>
               <w:t xml:space="preserve">Status</w:t>
             </w:r>
@@ -141,12 +141,12 @@
             </w:pPr>
             <w:r>
               <w:rPr>
-                <w:rFonts w:ascii="Cambria" w:cs="Cambria" w:eastAsia="Cambria" w:hAnsi="Cambria"/>
                 <w:b/>
                 <w:bCs/>
                 <w:color w:val="C9A84C"/>
                 <w:sz w:val="20"/>
                 <w:szCs w:val="20"/>
+                <w:rFonts w:ascii="Cambria" w:cs="Cambria" w:eastAsia="Cambria" w:hAnsi="Cambria"/>
               </w:rPr>
               <w:t xml:space="preserve">In Progress</w:t>
             </w:r>
@@ -177,12 +177,12 @@
             </w:pPr>
             <w:r>
               <w:rPr>
-                <w:rFonts w:ascii="Cambria" w:cs="Cambria" w:eastAsia="Cambria" w:hAnsi="Cambria"/>
                 <w:b/>
                 <w:bCs/>
                 <w:color w:val="163A5F"/>
                 <w:sz w:val="20"/>
                 <w:szCs w:val="20"/>
+                <w:rFonts w:ascii="Cambria" w:cs="Cambria" w:eastAsia="Cambria" w:hAnsi="Cambria"/>
               </w:rPr>
               <w:t xml:space="preserve">Progress</w:t>
             </w:r>
@@ -211,12 +211,12 @@
             </w:pPr>
             <w:r>
               <w:rPr>
-                <w:rFonts w:ascii="Cambria" w:cs="Cambria" w:eastAsia="Cambria" w:hAnsi="Cambria"/>
                 <w:b/>
                 <w:bCs/>
                 <w:color w:val="C9A84C"/>
                 <w:sz w:val="20"/>
                 <w:szCs w:val="20"/>
+                <w:rFonts w:ascii="Cambria" w:cs="Cambria" w:eastAsia="Cambria" w:hAnsi="Cambria"/>
               </w:rPr>
               <w:t xml:space="preserve">45%</w:t>
             </w:r>
@@ -247,12 +247,12 @@
             </w:pPr>
             <w:r>
               <w:rPr>
-                <w:rFonts w:ascii="Cambria" w:cs="Cambria" w:eastAsia="Cambria" w:hAnsi="Cambria"/>
                 <w:b/>
                 <w:bCs/>
                 <w:color w:val="163A5F"/>
                 <w:sz w:val="20"/>
                 <w:szCs w:val="20"/>
+                <w:rFonts w:ascii="Cambria" w:cs="Cambria" w:eastAsia="Cambria" w:hAnsi="Cambria"/>
               </w:rPr>
               <w:t xml:space="preserve">Lead</w:t>
             </w:r>
@@ -281,12 +281,12 @@
             </w:pPr>
             <w:r>
               <w:rPr>
-                <w:rFonts w:ascii="Cambria" w:cs="Cambria" w:eastAsia="Cambria" w:hAnsi="Cambria"/>
                 <w:b w:val="false"/>
                 <w:bCs w:val="false"/>
                 <w:color w:val="333333"/>
                 <w:sz w:val="20"/>
                 <w:szCs w:val="20"/>
+                <w:rFonts w:ascii="Cambria" w:cs="Cambria" w:eastAsia="Cambria" w:hAnsi="Cambria"/>
               </w:rPr>
               <w:t xml:space="preserve">Terence Nelson</w:t>
             </w:r>
@@ -317,12 +317,12 @@
             </w:pPr>
             <w:r>
               <w:rPr>
-                <w:rFonts w:ascii="Cambria" w:cs="Cambria" w:eastAsia="Cambria" w:hAnsi="Cambria"/>
                 <w:b/>
                 <w:bCs/>
                 <w:color w:val="163A5F"/>
                 <w:sz w:val="20"/>
                 <w:szCs w:val="20"/>
+                <w:rFonts w:ascii="Cambria" w:cs="Cambria" w:eastAsia="Cambria" w:hAnsi="Cambria"/>
               </w:rPr>
               <w:t xml:space="preserve">Budget</w:t>
             </w:r>
@@ -351,12 +351,12 @@
             </w:pPr>
             <w:r>
               <w:rPr>
-                <w:rFonts w:ascii="Cambria" w:cs="Cambria" w:eastAsia="Cambria" w:hAnsi="Cambria"/>
                 <w:b w:val="false"/>
                 <w:bCs w:val="false"/>
                 <w:color w:val="333333"/>
                 <w:sz w:val="20"/>
                 <w:szCs w:val="20"/>
+                <w:rFonts w:ascii="Cambria" w:cs="Cambria" w:eastAsia="Cambria" w:hAnsi="Cambria"/>
               </w:rPr>
               <w:t xml:space="preserve">$200,000 (CPL Credential Registry - WestEd (V0719))</w:t>
             </w:r>
@@ -387,12 +387,12 @@
             </w:pPr>
             <w:r>
               <w:rPr>
-                <w:rFonts w:ascii="Cambria" w:cs="Cambria" w:eastAsia="Cambria" w:hAnsi="Cambria"/>
                 <w:b/>
                 <w:bCs/>
                 <w:color w:val="163A5F"/>
                 <w:sz w:val="20"/>
                 <w:szCs w:val="20"/>
+                <w:rFonts w:ascii="Cambria" w:cs="Cambria" w:eastAsia="Cambria" w:hAnsi="Cambria"/>
               </w:rPr>
               <w:t xml:space="preserve">KPI Current</w:t>
             </w:r>
@@ -421,12 +421,12 @@
             </w:pPr>
             <w:r>
               <w:rPr>
-                <w:rFonts w:ascii="Cambria" w:cs="Cambria" w:eastAsia="Cambria" w:hAnsi="Cambria"/>
                 <w:b w:val="false"/>
                 <w:bCs w:val="false"/>
                 <w:color w:val="0A2240"/>
                 <w:sz w:val="20"/>
                 <w:szCs w:val="20"/>
+                <w:rFonts w:ascii="Cambria" w:cs="Cambria" w:eastAsia="Cambria" w:hAnsi="Cambria"/>
               </w:rPr>
               <w:t xml:space="preserve">1 Cumulative integrations established</w:t>
             </w:r>
@@ -457,12 +457,12 @@
             </w:pPr>
             <w:r>
               <w:rPr>
-                <w:rFonts w:ascii="Cambria" w:cs="Cambria" w:eastAsia="Cambria" w:hAnsi="Cambria"/>
                 <w:b/>
                 <w:bCs/>
                 <w:color w:val="163A5F"/>
                 <w:sz w:val="20"/>
                 <w:szCs w:val="20"/>
+                <w:rFonts w:ascii="Cambria" w:cs="Cambria" w:eastAsia="Cambria" w:hAnsi="Cambria"/>
               </w:rPr>
               <w:t xml:space="preserve">2030 Goal</w:t>
             </w:r>
@@ -491,12 +491,12 @@
             </w:pPr>
             <w:r>
               <w:rPr>
-                <w:rFonts w:ascii="Cambria" w:cs="Cambria" w:eastAsia="Cambria" w:hAnsi="Cambria"/>
                 <w:b w:val="false"/>
                 <w:bCs w:val="false"/>
                 <w:color w:val="0A2240"/>
                 <w:sz w:val="20"/>
                 <w:szCs w:val="20"/>
+                <w:rFonts w:ascii="Cambria" w:cs="Cambria" w:eastAsia="Cambria" w:hAnsi="Cambria"/>
               </w:rPr>
               <w:t xml:space="preserve">5</w:t>
             </w:r>
@@ -527,12 +527,12 @@
             </w:pPr>
             <w:r>
               <w:rPr>
-                <w:rFonts w:ascii="Cambria" w:cs="Cambria" w:eastAsia="Cambria" w:hAnsi="Cambria"/>
                 <w:b/>
                 <w:bCs/>
                 <w:color w:val="163A5F"/>
                 <w:sz w:val="20"/>
                 <w:szCs w:val="20"/>
+                <w:rFonts w:ascii="Cambria" w:cs="Cambria" w:eastAsia="Cambria" w:hAnsi="Cambria"/>
               </w:rPr>
               <w:t xml:space="preserve">2030 Stretch</w:t>
             </w:r>
@@ -561,12 +561,12 @@
             </w:pPr>
             <w:r>
               <w:rPr>
-                <w:rFonts w:ascii="Cambria" w:cs="Cambria" w:eastAsia="Cambria" w:hAnsi="Cambria"/>
                 <w:b w:val="false"/>
                 <w:bCs w:val="false"/>
                 <w:color w:val="C9A84C"/>
                 <w:sz w:val="20"/>
                 <w:szCs w:val="20"/>
+                <w:rFonts w:ascii="Cambria" w:cs="Cambria" w:eastAsia="Cambria" w:hAnsi="Cambria"/>
               </w:rPr>
               <w:t xml:space="preserve">8</w:t>
             </w:r>
@@ -597,12 +597,12 @@
             </w:pPr>
             <w:r>
               <w:rPr>
-                <w:rFonts w:ascii="Cambria" w:cs="Cambria" w:eastAsia="Cambria" w:hAnsi="Cambria"/>
                 <w:b/>
                 <w:bCs/>
                 <w:color w:val="163A5F"/>
                 <w:sz w:val="20"/>
                 <w:szCs w:val="20"/>
+                <w:rFonts w:ascii="Cambria" w:cs="Cambria" w:eastAsia="Cambria" w:hAnsi="Cambria"/>
               </w:rPr>
               <w:t xml:space="preserve">25-26</w:t>
             </w:r>
@@ -631,12 +631,12 @@
             </w:pPr>
             <w:r>
               <w:rPr>
-                <w:rFonts w:ascii="Cambria" w:cs="Cambria" w:eastAsia="Cambria" w:hAnsi="Cambria"/>
                 <w:b w:val="false"/>
                 <w:bCs w:val="false"/>
                 <w:color w:val="333333"/>
                 <w:sz w:val="20"/>
                 <w:szCs w:val="20"/>
+                <w:rFonts w:ascii="Cambria" w:cs="Cambria" w:eastAsia="Cambria" w:hAnsi="Cambria"/>
               </w:rPr>
               <w:t xml:space="preserve">1/1</w:t>
             </w:r>
@@ -667,12 +667,12 @@
             </w:pPr>
             <w:r>
               <w:rPr>
-                <w:rFonts w:ascii="Cambria" w:cs="Cambria" w:eastAsia="Cambria" w:hAnsi="Cambria"/>
                 <w:b/>
                 <w:bCs/>
                 <w:color w:val="163A5F"/>
                 <w:sz w:val="20"/>
                 <w:szCs w:val="20"/>
+                <w:rFonts w:ascii="Cambria" w:cs="Cambria" w:eastAsia="Cambria" w:hAnsi="Cambria"/>
               </w:rPr>
               <w:t xml:space="preserve">26-27</w:t>
             </w:r>
@@ -701,12 +701,12 @@
             </w:pPr>
             <w:r>
               <w:rPr>
-                <w:rFonts w:ascii="Cambria" w:cs="Cambria" w:eastAsia="Cambria" w:hAnsi="Cambria"/>
                 <w:b w:val="false"/>
                 <w:bCs w:val="false"/>
                 <w:color w:val="333333"/>
                 <w:sz w:val="20"/>
                 <w:szCs w:val="20"/>
+                <w:rFonts w:ascii="Cambria" w:cs="Cambria" w:eastAsia="Cambria" w:hAnsi="Cambria"/>
               </w:rPr>
               <w:t xml:space="preserve">1/2</w:t>
             </w:r>
@@ -737,12 +737,12 @@
             </w:pPr>
             <w:r>
               <w:rPr>
-                <w:rFonts w:ascii="Cambria" w:cs="Cambria" w:eastAsia="Cambria" w:hAnsi="Cambria"/>
                 <w:b/>
                 <w:bCs/>
                 <w:color w:val="163A5F"/>
                 <w:sz w:val="20"/>
                 <w:szCs w:val="20"/>
+                <w:rFonts w:ascii="Cambria" w:cs="Cambria" w:eastAsia="Cambria" w:hAnsi="Cambria"/>
               </w:rPr>
               <w:t xml:space="preserve">27-28</w:t>
             </w:r>
@@ -771,12 +771,12 @@
             </w:pPr>
             <w:r>
               <w:rPr>
-                <w:rFonts w:ascii="Cambria" w:cs="Cambria" w:eastAsia="Cambria" w:hAnsi="Cambria"/>
                 <w:b w:val="false"/>
                 <w:bCs w:val="false"/>
                 <w:color w:val="333333"/>
                 <w:sz w:val="20"/>
                 <w:szCs w:val="20"/>
+                <w:rFonts w:ascii="Cambria" w:cs="Cambria" w:eastAsia="Cambria" w:hAnsi="Cambria"/>
               </w:rPr>
               <w:t xml:space="preserve">1/3</w:t>
             </w:r>
@@ -807,12 +807,12 @@
             </w:pPr>
             <w:r>
               <w:rPr>
-                <w:rFonts w:ascii="Cambria" w:cs="Cambria" w:eastAsia="Cambria" w:hAnsi="Cambria"/>
                 <w:b/>
                 <w:bCs/>
                 <w:color w:val="163A5F"/>
                 <w:sz w:val="20"/>
                 <w:szCs w:val="20"/>
+                <w:rFonts w:ascii="Cambria" w:cs="Cambria" w:eastAsia="Cambria" w:hAnsi="Cambria"/>
               </w:rPr>
               <w:t xml:space="preserve">28-29</w:t>
             </w:r>
@@ -841,12 +841,12 @@
             </w:pPr>
             <w:r>
               <w:rPr>
-                <w:rFonts w:ascii="Cambria" w:cs="Cambria" w:eastAsia="Cambria" w:hAnsi="Cambria"/>
                 <w:b w:val="false"/>
                 <w:bCs w:val="false"/>
                 <w:color w:val="333333"/>
                 <w:sz w:val="20"/>
                 <w:szCs w:val="20"/>
+                <w:rFonts w:ascii="Cambria" w:cs="Cambria" w:eastAsia="Cambria" w:hAnsi="Cambria"/>
               </w:rPr>
               <w:t xml:space="preserve">1/4</w:t>
             </w:r>
@@ -877,12 +877,12 @@
             </w:pPr>
             <w:r>
               <w:rPr>
-                <w:rFonts w:ascii="Cambria" w:cs="Cambria" w:eastAsia="Cambria" w:hAnsi="Cambria"/>
                 <w:b/>
                 <w:bCs/>
                 <w:color w:val="163A5F"/>
                 <w:sz w:val="20"/>
                 <w:szCs w:val="20"/>
+                <w:rFonts w:ascii="Cambria" w:cs="Cambria" w:eastAsia="Cambria" w:hAnsi="Cambria"/>
               </w:rPr>
               <w:t xml:space="preserve">29-30</w:t>
             </w:r>
@@ -911,12 +911,12 @@
             </w:pPr>
             <w:r>
               <w:rPr>
-                <w:rFonts w:ascii="Cambria" w:cs="Cambria" w:eastAsia="Cambria" w:hAnsi="Cambria"/>
                 <w:b w:val="false"/>
                 <w:bCs w:val="false"/>
                 <w:color w:val="333333"/>
                 <w:sz w:val="20"/>
                 <w:szCs w:val="20"/>
+                <w:rFonts w:ascii="Cambria" w:cs="Cambria" w:eastAsia="Cambria" w:hAnsi="Cambria"/>
               </w:rPr>
               <w:t xml:space="preserve">1/5</w:t>
             </w:r>
@@ -938,10 +938,10 @@
       </w:pPr>
       <w:r>
         <w:rPr>
-          <w:rFonts w:ascii="Cambria" w:cs="Cambria" w:eastAsia="Cambria" w:hAnsi="Cambria"/>
           <w:color w:val="444444"/>
           <w:sz w:val="21"/>
           <w:szCs w:val="21"/>
+          <w:rFonts w:ascii="Cambria" w:cs="Cambria" w:eastAsia="Cambria" w:hAnsi="Cambria"/>
         </w:rPr>
         <w:t xml:space="preserve">Related systems feature integrated, interoperable, and AI-Assisted CPL to support student access, planning, completion, transfer, tracking and research.</w:t>
       </w:r>
@@ -960,12 +960,12 @@
       </w:pPr>
       <w:r>
         <w:rPr>
-          <w:rFonts w:ascii="Cambria" w:cs="Cambria" w:eastAsia="Cambria" w:hAnsi="Cambria"/>
           <w:color w:val="666666"/>
           <w:sz w:val="18"/>
           <w:szCs w:val="18"/>
+          <w:rFonts w:ascii="Cambria" w:cs="Cambria" w:eastAsia="Cambria" w:hAnsi="Cambria"/>
         </w:rPr>
-        <w:t xml:space="preserve">Date: 2026-04-08</w:t>
+        <w:t xml:space="preserve">Date: 2026-06-29</w:t>
       </w:r>
     </w:p>
     <w:p>
@@ -974,12 +974,12 @@
       </w:pPr>
       <w:r>
         <w:rPr>
-          <w:rFonts w:ascii="Cambria" w:cs="Cambria" w:eastAsia="Cambria" w:hAnsi="Cambria"/>
           <w:color w:val="444444"/>
           <w:sz w:val="21"/>
           <w:szCs w:val="21"/>
+          <w:rFonts w:ascii="Cambria" w:cs="Cambria" w:eastAsia="Cambria" w:hAnsi="Cambria"/>
         </w:rPr>
-        <w:t xml:space="preserve">Credential Engine integration established; competency-level alignment with CTDL underway; Phase 1 Program Pathways Mapper integration complete; CVC integration underway; Career Passport integration planned</w:t>
+        <w:t xml:space="preserve">MAP continued advancing statewide interoperability and infrastructure work to support CPL, pathways, credential transparency, and student mobility across connected systems. Credential Engine integration has been established, with competency-level CTDL alignment and Credential Registry planning underway. Phase 1 Program Pathways Mapper integration is complete, CVC integration is underway, and Career Passport integration is planned as part of broader alignment with student-facing credential and achievement records. MAP also began or continued strategic conversations with LWDA, eTranscript, CCCApply, and the Common Cloud Data Platform to ensure CPL data can be tracked, processed, reported, and shared more seamlessly across the statewide technology ecosystem.</w:t>
       </w:r>
     </w:p>
     <w:p>
@@ -996,10 +996,10 @@
       </w:pPr>
       <w:r>
         <w:rPr>
-          <w:rFonts w:ascii="Cambria" w:cs="Cambria" w:eastAsia="Cambria" w:hAnsi="Cambria"/>
           <w:color w:val="444444"/>
           <w:sz w:val="21"/>
           <w:szCs w:val="21"/>
+          <w:rFonts w:ascii="Cambria" w:cs="Cambria" w:eastAsia="Cambria" w:hAnsi="Cambria"/>
         </w:rPr>
         <w:t xml:space="preserve">Credential Engine integration established supporting competency-level alignment with CTDL. Interoperability with eTranscript, Career Passport, and CCCApply is in planning/development phases.</w:t>
       </w:r>
@@ -1018,10 +1018,10 @@
       </w:pPr>
       <w:r>
         <w:rPr>
-          <w:rFonts w:ascii="Cambria" w:cs="Cambria" w:eastAsia="Cambria" w:hAnsi="Cambria"/>
           <w:color w:val="444444"/>
           <w:sz w:val="21"/>
           <w:szCs w:val="21"/>
+          <w:rFonts w:ascii="Cambria" w:cs="Cambria" w:eastAsia="Cambria" w:hAnsi="Cambria"/>
         </w:rPr>
         <w:t xml:space="preserve">2026: CTDL tagging for skills and certifications; 2027: Full registry launch</w:t>
       </w:r>
@@ -1040,10 +1040,10 @@
       </w:pPr>
       <w:r>
         <w:rPr>
-          <w:rFonts w:ascii="Cambria" w:cs="Cambria" w:eastAsia="Cambria" w:hAnsi="Cambria"/>
           <w:color w:val="666666"/>
           <w:sz w:val="18"/>
           <w:szCs w:val="18"/>
+          <w:rFonts w:ascii="Cambria" w:cs="Cambria" w:eastAsia="Cambria" w:hAnsi="Cambria"/>
         </w:rPr>
         <w:t xml:space="preserve">5 logged updates — newest first</w:t>
       </w:r>
@@ -1089,12 +1089,12 @@
             </w:pPr>
             <w:r>
               <w:rPr>
-                <w:rFonts w:ascii="Cambria" w:cs="Cambria" w:eastAsia="Cambria" w:hAnsi="Cambria"/>
                 <w:b/>
                 <w:bCs/>
                 <w:color w:val="FFFFFF"/>
                 <w:sz w:val="18"/>
                 <w:szCs w:val="18"/>
+                <w:rFonts w:ascii="Cambria" w:cs="Cambria" w:eastAsia="Cambria" w:hAnsi="Cambria"/>
               </w:rPr>
               <w:t xml:space="preserve">Date</w:t>
             </w:r>
@@ -1123,12 +1123,12 @@
             </w:pPr>
             <w:r>
               <w:rPr>
-                <w:rFonts w:ascii="Cambria" w:cs="Cambria" w:eastAsia="Cambria" w:hAnsi="Cambria"/>
                 <w:b/>
                 <w:bCs/>
                 <w:color w:val="FFFFFF"/>
                 <w:sz w:val="18"/>
                 <w:szCs w:val="18"/>
+                <w:rFonts w:ascii="Cambria" w:cs="Cambria" w:eastAsia="Cambria" w:hAnsi="Cambria"/>
               </w:rPr>
               <w:t xml:space="preserve">Type</w:t>
             </w:r>
@@ -1157,12 +1157,12 @@
             </w:pPr>
             <w:r>
               <w:rPr>
-                <w:rFonts w:ascii="Cambria" w:cs="Cambria" w:eastAsia="Cambria" w:hAnsi="Cambria"/>
                 <w:b/>
                 <w:bCs/>
                 <w:color w:val="FFFFFF"/>
                 <w:sz w:val="18"/>
                 <w:szCs w:val="18"/>
+                <w:rFonts w:ascii="Cambria" w:cs="Cambria" w:eastAsia="Cambria" w:hAnsi="Cambria"/>
               </w:rPr>
               <w:t xml:space="preserve">Note</w:t>
             </w:r>
@@ -1193,12 +1193,12 @@
             </w:pPr>
             <w:r>
               <w:rPr>
-                <w:rFonts w:ascii="Cambria" w:cs="Cambria" w:eastAsia="Cambria" w:hAnsi="Cambria"/>
                 <w:b w:val="false"/>
                 <w:bCs w:val="false"/>
                 <w:color w:val="666666"/>
                 <w:sz w:val="18"/>
                 <w:szCs w:val="18"/>
+                <w:rFonts w:ascii="Cambria" w:cs="Cambria" w:eastAsia="Cambria" w:hAnsi="Cambria"/>
               </w:rPr>
               <w:t xml:space="preserve">2026-04-08</w:t>
             </w:r>
@@ -1227,12 +1227,12 @@
             </w:pPr>
             <w:r>
               <w:rPr>
-                <w:rFonts w:ascii="Cambria" w:cs="Cambria" w:eastAsia="Cambria" w:hAnsi="Cambria"/>
                 <w:b/>
                 <w:bCs/>
                 <w:color w:val="163A5F"/>
                 <w:sz w:val="17"/>
                 <w:szCs w:val="17"/>
+                <w:rFonts w:ascii="Cambria" w:cs="Cambria" w:eastAsia="Cambria" w:hAnsi="Cambria"/>
               </w:rPr>
               <w:t xml:space="preserve">Progress Update</w:t>
             </w:r>
@@ -1261,12 +1261,12 @@
             </w:pPr>
             <w:r>
               <w:rPr>
-                <w:rFonts w:ascii="Cambria" w:cs="Cambria" w:eastAsia="Cambria" w:hAnsi="Cambria"/>
                 <w:b w:val="false"/>
                 <w:bCs w:val="false"/>
                 <w:color w:val="333333"/>
                 <w:sz w:val="18"/>
                 <w:szCs w:val="18"/>
+                <w:rFonts w:ascii="Cambria" w:cs="Cambria" w:eastAsia="Cambria" w:hAnsi="Cambria"/>
               </w:rPr>
               <w:t xml:space="preserve">Credential Engine integration established; competency-level alignment with CTDL underway; Phase 1 Program Pathways Mapper integration complete; CVC integration underway; Career Passport integration planned</w:t>
             </w:r>
@@ -1297,12 +1297,12 @@
             </w:pPr>
             <w:r>
               <w:rPr>
-                <w:rFonts w:ascii="Cambria" w:cs="Cambria" w:eastAsia="Cambria" w:hAnsi="Cambria"/>
                 <w:b w:val="false"/>
                 <w:bCs w:val="false"/>
                 <w:color w:val="666666"/>
                 <w:sz w:val="18"/>
                 <w:szCs w:val="18"/>
+                <w:rFonts w:ascii="Cambria" w:cs="Cambria" w:eastAsia="Cambria" w:hAnsi="Cambria"/>
               </w:rPr>
               <w:t xml:space="preserve">2026-04-08</w:t>
             </w:r>
@@ -1331,12 +1331,12 @@
             </w:pPr>
             <w:r>
               <w:rPr>
-                <w:rFonts w:ascii="Cambria" w:cs="Cambria" w:eastAsia="Cambria" w:hAnsi="Cambria"/>
                 <w:b/>
                 <w:bCs/>
                 <w:color w:val="C9A84C"/>
                 <w:sz w:val="17"/>
                 <w:szCs w:val="17"/>
+                <w:rFonts w:ascii="Cambria" w:cs="Cambria" w:eastAsia="Cambria" w:hAnsi="Cambria"/>
               </w:rPr>
               <w:t xml:space="preserve">Workplan</w:t>
             </w:r>
@@ -1365,12 +1365,12 @@
             </w:pPr>
             <w:r>
               <w:rPr>
-                <w:rFonts w:ascii="Cambria" w:cs="Cambria" w:eastAsia="Cambria" w:hAnsi="Cambria"/>
                 <w:b w:val="false"/>
                 <w:bCs w:val="false"/>
                 <w:color w:val="333333"/>
                 <w:sz w:val="18"/>
                 <w:szCs w:val="18"/>
+                <w:rFonts w:ascii="Cambria" w:cs="Cambria" w:eastAsia="Cambria" w:hAnsi="Cambria"/>
               </w:rPr>
               <w:t xml:space="preserve">Credential Engine integration established supporting competency-level alignment with CTDL. Interoperability with eTranscript, Career Passport, and CCCApply is in planning/development phases.</w:t>
             </w:r>
@@ -1401,12 +1401,12 @@
             </w:pPr>
             <w:r>
               <w:rPr>
-                <w:rFonts w:ascii="Cambria" w:cs="Cambria" w:eastAsia="Cambria" w:hAnsi="Cambria"/>
                 <w:b w:val="false"/>
                 <w:bCs w:val="false"/>
                 <w:color w:val="666666"/>
                 <w:sz w:val="18"/>
                 <w:szCs w:val="18"/>
+                <w:rFonts w:ascii="Cambria" w:cs="Cambria" w:eastAsia="Cambria" w:hAnsi="Cambria"/>
               </w:rPr>
               <w:t xml:space="preserve">2026-04-07</w:t>
             </w:r>
@@ -1435,12 +1435,12 @@
             </w:pPr>
             <w:r>
               <w:rPr>
-                <w:rFonts w:ascii="Cambria" w:cs="Cambria" w:eastAsia="Cambria" w:hAnsi="Cambria"/>
                 <w:b/>
                 <w:bCs/>
                 <w:color w:val="163A5F"/>
                 <w:sz w:val="17"/>
                 <w:szCs w:val="17"/>
+                <w:rFonts w:ascii="Cambria" w:cs="Cambria" w:eastAsia="Cambria" w:hAnsi="Cambria"/>
               </w:rPr>
               <w:t xml:space="preserve">Progress Update</w:t>
             </w:r>
@@ -1469,12 +1469,12 @@
             </w:pPr>
             <w:r>
               <w:rPr>
-                <w:rFonts w:ascii="Cambria" w:cs="Cambria" w:eastAsia="Cambria" w:hAnsi="Cambria"/>
                 <w:b w:val="false"/>
                 <w:bCs w:val="false"/>
                 <w:color w:val="333333"/>
                 <w:sz w:val="18"/>
                 <w:szCs w:val="18"/>
+                <w:rFonts w:ascii="Cambria" w:cs="Cambria" w:eastAsia="Cambria" w:hAnsi="Cambria"/>
               </w:rPr>
               <w:t xml:space="preserve">Credential Engine integration established; competency-level alignment with CTDL underway</w:t>
             </w:r>
@@ -1505,12 +1505,12 @@
             </w:pPr>
             <w:r>
               <w:rPr>
-                <w:rFonts w:ascii="Cambria" w:cs="Cambria" w:eastAsia="Cambria" w:hAnsi="Cambria"/>
                 <w:b w:val="false"/>
                 <w:bCs w:val="false"/>
                 <w:color w:val="666666"/>
                 <w:sz w:val="18"/>
                 <w:szCs w:val="18"/>
+                <w:rFonts w:ascii="Cambria" w:cs="Cambria" w:eastAsia="Cambria" w:hAnsi="Cambria"/>
               </w:rPr>
               <w:t xml:space="preserve">2026-04-07</w:t>
             </w:r>
@@ -1539,12 +1539,12 @@
             </w:pPr>
             <w:r>
               <w:rPr>
-                <w:rFonts w:ascii="Cambria" w:cs="Cambria" w:eastAsia="Cambria" w:hAnsi="Cambria"/>
                 <w:b/>
                 <w:bCs/>
                 <w:color w:val="C9A84C"/>
                 <w:sz w:val="17"/>
                 <w:szCs w:val="17"/>
+                <w:rFonts w:ascii="Cambria" w:cs="Cambria" w:eastAsia="Cambria" w:hAnsi="Cambria"/>
               </w:rPr>
               <w:t xml:space="preserve">Workplan</w:t>
             </w:r>
@@ -1573,12 +1573,12 @@
             </w:pPr>
             <w:r>
               <w:rPr>
-                <w:rFonts w:ascii="Cambria" w:cs="Cambria" w:eastAsia="Cambria" w:hAnsi="Cambria"/>
                 <w:b w:val="false"/>
                 <w:bCs w:val="false"/>
                 <w:color w:val="333333"/>
                 <w:sz w:val="18"/>
                 <w:szCs w:val="18"/>
+                <w:rFonts w:ascii="Cambria" w:cs="Cambria" w:eastAsia="Cambria" w:hAnsi="Cambria"/>
               </w:rPr>
               <w:t xml:space="preserve">Credential Engine integration established supporting competency-level alignment with CTDL. Interoperability with eTranscript, Career Passport, and CCCApply is in planning/development phases.</w:t>
             </w:r>
@@ -1609,12 +1609,12 @@
             </w:pPr>
             <w:r>
               <w:rPr>
-                <w:rFonts w:ascii="Cambria" w:cs="Cambria" w:eastAsia="Cambria" w:hAnsi="Cambria"/>
                 <w:b w:val="false"/>
                 <w:bCs w:val="false"/>
                 <w:color w:val="666666"/>
                 <w:sz w:val="18"/>
                 <w:szCs w:val="18"/>
+                <w:rFonts w:ascii="Cambria" w:cs="Cambria" w:eastAsia="Cambria" w:hAnsi="Cambria"/>
               </w:rPr>
               <w:t xml:space="preserve">2026-03-20</w:t>
             </w:r>
@@ -1643,12 +1643,12 @@
             </w:pPr>
             <w:r>
               <w:rPr>
-                <w:rFonts w:ascii="Cambria" w:cs="Cambria" w:eastAsia="Cambria" w:hAnsi="Cambria"/>
                 <w:b/>
                 <w:bCs/>
                 <w:color w:val="163A5F"/>
                 <w:sz w:val="17"/>
                 <w:szCs w:val="17"/>
+                <w:rFonts w:ascii="Cambria" w:cs="Cambria" w:eastAsia="Cambria" w:hAnsi="Cambria"/>
               </w:rPr>
               <w:t xml:space="preserve">Progress Update</w:t>
             </w:r>
@@ -1677,12 +1677,12 @@
             </w:pPr>
             <w:r>
               <w:rPr>
-                <w:rFonts w:ascii="Cambria" w:cs="Cambria" w:eastAsia="Cambria" w:hAnsi="Cambria"/>
                 <w:b w:val="false"/>
                 <w:bCs w:val="false"/>
                 <w:color w:val="333333"/>
                 <w:sz w:val="18"/>
                 <w:szCs w:val="18"/>
+                <w:rFonts w:ascii="Cambria" w:cs="Cambria" w:eastAsia="Cambria" w:hAnsi="Cambria"/>
               </w:rPr>
               <w:t xml:space="preserve">Credential Engine integration established; competency-level alignment with CTDL underway</w:t>
             </w:r>
@@ -1691,8 +1691,8 @@
       </w:tr>
     </w:tbl>
     <w:sectPr>
-      <w:headerReference w:type="default" r:id="rId7"/>
-      <w:footerReference w:type="default" r:id="rId8"/>
+      <w:headerReference w:type="default" r:id="rId6"/>
+      <w:footerReference w:type="default" r:id="rId7"/>
       <w:pgSz w:w="12240" w:h="15840" w:orient="portrait"/>
       <w:pgMar w:top="720" w:right="720" w:bottom="720" w:left="720" w:header="708" w:footer="708" w:gutter="0"/>
       <w:pgNumType/>
@@ -1704,43 +1704,6 @@
 
 <file path=word/comments.xml><?xml version="1.0" encoding="utf-8"?>
 <w:comments xmlns:cx="http://schemas.microsoft.com/office/drawing/2014/chartex" xmlns:cx1="http://schemas.microsoft.com/office/drawing/2015/9/8/chartex" xmlns:cx2="http://schemas.microsoft.com/office/drawing/2015/10/21/chartex" xmlns:cx3="http://schemas.microsoft.com/office/drawing/2016/5/9/chartex" xmlns:cx4="http://schemas.microsoft.com/office/drawing/2016/5/10/chartex" xmlns:cx5="http://schemas.microsoft.com/office/drawing/2016/5/11/chartex" xmlns:cx6="http://schemas.microsoft.com/office/drawing/2016/5/12/chartex" xmlns:cx7="http://schemas.microsoft.com/office/drawing/2016/5/13/chartex" xmlns:cx8="http://schemas.microsoft.com/office/drawing/2016/5/14/chartex" xmlns:mc="http://schemas.openxmlformats.org/markup-compatibility/2006" xmlns:aink="http://schemas.microsoft.com/office/drawing/2016/ink" xmlns:am3d="http://schemas.microsoft.com/office/drawing/2017/model3d" xmlns:o="urn:schemas-microsoft-com:office:office" xmlns:r="http://schemas.openxmlformats.org/officeDocument/2006/relationships" xmlns:m="http://schemas.openxmlformats.org/officeDocument/2006/math" xmlns:v="urn:schemas-microsoft-com:vml" xmlns:wp14="http://schemas.microsoft.com/office/word/2010/wordprocessingDrawing" xmlns:wp="http://schemas.openxmlformats.org/drawingml/2006/wordprocessingDrawing" xmlns:w10="urn:schemas-microsoft-com:office:word" xmlns:w="http://schemas.openxmlformats.org/wordprocessingml/2006/main" xmlns:w14="http://schemas.microsoft.com/office/word/2010/wordml" xmlns:w15="http://schemas.microsoft.com/office/word/2012/wordml" xmlns:w16cex="http://schemas.microsoft.com/office/word/2018/wordml/cex" xmlns:w16cid="http://schemas.microsoft.com/office/word/2016/wordml/cid" xmlns:w16="http://schemas.microsoft.com/office/word/2018/wordml" xmlns:w16sdtdh="http://schemas.microsoft.com/office/word/2020/wordml/sdtdatahash" xmlns:w16se="http://schemas.microsoft.com/office/word/2015/wordml/symex" xmlns:wpg="http://schemas.microsoft.com/office/word/2010/wordprocessingGroup" xmlns:wpi="http://schemas.microsoft.com/office/word/2010/wordprocessingInk" xmlns:wne="http://schemas.microsoft.com/office/word/2006/wordml" xmlns:wps="http://schemas.microsoft.com/office/word/2010/wordprocessingShape"/>
-</file>
-
-<file path=word/endnotes.xml><?xml version="1.0" encoding="utf-8"?>
-<w:endnotes xmlns:wpc="http://schemas.microsoft.com/office/word/2010/wordprocessingCanvas" xmlns:mc="http://schemas.openxmlformats.org/markup-compatibility/2006" xmlns:o="urn:schemas-microsoft-com:office:office" xmlns:r="http://schemas.openxmlformats.org/officeDocument/2006/relationships" xmlns:m="http://schemas.openxmlformats.org/officeDocument/2006/math" xmlns:v="urn:schemas-microsoft-com:vml" xmlns:wp14="http://schemas.microsoft.com/office/word/2010/wordprocessingDrawing" xmlns:wp="http://schemas.openxmlformats.org/drawingml/2006/wordprocessingDrawing" xmlns:w10="urn:schemas-microsoft-com:office:word" xmlns:w="http://schemas.openxmlformats.org/wordprocessingml/2006/main" xmlns:w14="http://schemas.microsoft.com/office/word/2010/wordml" xmlns:w15="http://schemas.microsoft.com/office/word/2012/wordml" xmlns:wpg="http://schemas.microsoft.com/office/word/2010/wordprocessingGroup" xmlns:wpi="http://schemas.microsoft.com/office/word/2010/wordprocessingInk" xmlns:wne="http://schemas.microsoft.com/office/word/2006/wordml" xmlns:wps="http://schemas.microsoft.com/office/word/2010/wordprocessingShape" mc:Ignorable="w14 w15 wp14">
-  <w:endnote w:type="separator" w:id="-1">
-    <w:p>
-      <w:pPr>
-        <w:spacing w:after="0" w:line="240" w:lineRule="auto"/>
-      </w:pPr>
-      <w:r>
-        <w:rPr>
-          <w:rStyle w:val="EndnoteReference"/>
-        </w:rPr>
-        <w:endnoteRef/>
-      </w:r>
-      <w:r>
-        <w:separator/>
-      </w:r>
-    </w:p>
-  </w:endnote>
-  <w:endnote w:type="continuationSeparator" w:id="0">
-    <w:p>
-      <w:pPr>
-        <w:spacing w:after="0" w:line="240" w:lineRule="auto"/>
-      </w:pPr>
-      <w:r>
-        <w:rPr>
-          <w:rStyle w:val="EndnoteReference"/>
-        </w:rPr>
-        <w:endnoteRef/>
-      </w:r>
-      <w:r>
-        <w:continuationSeparator/>
-      </w:r>
-    </w:p>
-  </w:endnote>
-</w:endnotes>
 </file>
 
 <file path=word/footer1.xml><?xml version="1.0" encoding="utf-8"?>
@@ -1756,12 +1719,12 @@
     </w:pPr>
     <w:r>
       <w:rPr>
-        <w:rFonts w:ascii="Cambria" w:cs="Cambria" w:eastAsia="Cambria" w:hAnsi="Cambria"/>
         <w:color w:val="666666"/>
         <w:sz w:val="14"/>
         <w:szCs w:val="14"/>
+        <w:rFonts w:ascii="Cambria" w:cs="Cambria" w:eastAsia="Cambria" w:hAnsi="Cambria"/>
       </w:rPr>
-      <w:t xml:space="preserve">Generated April 14, 2026  |  California Community Colleges  |  MAP Initiative</w:t>
+      <w:t xml:space="preserve">Generated July 2, 2026  |  California Community Colleges  |  MAP Initiative</w:t>
     </w:r>
     <w:r>
       <w:rPr>
@@ -1771,19 +1734,19 @@
     </w:r>
     <w:r>
       <w:rPr>
-        <w:rFonts w:ascii="Cambria" w:cs="Cambria" w:eastAsia="Cambria" w:hAnsi="Cambria"/>
         <w:color w:val="666666"/>
         <w:sz w:val="14"/>
         <w:szCs w:val="14"/>
+        <w:rFonts w:ascii="Cambria" w:cs="Cambria" w:eastAsia="Cambria" w:hAnsi="Cambria"/>
       </w:rPr>
       <w:t xml:space="preserve">Page </w:t>
     </w:r>
     <w:r>
       <w:rPr>
-        <w:rFonts w:ascii="Cambria" w:cs="Cambria" w:eastAsia="Cambria" w:hAnsi="Cambria"/>
         <w:color w:val="666666"/>
         <w:sz w:val="14"/>
         <w:szCs w:val="14"/>
+        <w:rFonts w:ascii="Cambria" w:cs="Cambria" w:eastAsia="Cambria" w:hAnsi="Cambria"/>
       </w:rPr>
       <w:fldChar w:fldCharType="begin"/>
       <w:instrText xml:space="preserve">PAGE</w:instrText>
@@ -1844,21 +1807,21 @@
     </w:pPr>
     <w:r>
       <w:rPr>
-        <w:rFonts w:ascii="Cambria" w:cs="Cambria" w:eastAsia="Cambria" w:hAnsi="Cambria"/>
         <w:b/>
         <w:bCs/>
         <w:color w:val="0A2240"/>
         <w:sz w:val="16"/>
         <w:szCs w:val="16"/>
+        <w:rFonts w:ascii="Cambria" w:cs="Cambria" w:eastAsia="Cambria" w:hAnsi="Cambria"/>
       </w:rPr>
       <w:t xml:space="preserve">Credit for Prior Learning Workplan  </w:t>
     </w:r>
     <w:r>
       <w:rPr>
-        <w:rFonts w:ascii="Cambria" w:cs="Cambria" w:eastAsia="Cambria" w:hAnsi="Cambria"/>
         <w:color w:val="666666"/>
         <w:sz w:val="16"/>
         <w:szCs w:val="16"/>
+        <w:rFonts w:ascii="Cambria" w:cs="Cambria" w:eastAsia="Cambria" w:hAnsi="Cambria"/>
       </w:rPr>
       <w:t xml:space="preserve">|  System Integration &amp; Interoperability</w:t>
     </w:r>
@@ -1990,9 +1953,9 @@
   <w:docDefaults>
     <w:rPrDefault>
       <w:rPr>
-        <w:rFonts w:ascii="Cambria" w:cs="Cambria" w:eastAsia="Cambria" w:hAnsi="Cambria"/>
         <w:sz w:val="22"/>
         <w:szCs w:val="22"/>
+        <w:rFonts w:ascii="Cambria" w:cs="Cambria" w:eastAsia="Cambria" w:hAnsi="Cambria"/>
       </w:rPr>
     </w:rPrDefault>
     <w:pPrDefault/>
@@ -2090,8 +2053,8 @@
     <w:uiPriority w:val="99"/>
     <w:unhideWhenUsed/>
     <w:rPr>
+      <w:u w:val="single"/>
       <w:color w:val="0563C1"/>
-      <w:u w:val="single"/>
     </w:rPr>
   </w:style>
   <w:style w:type="character" w:styleId="FootnoteReference">
@@ -2131,59 +2094,22 @@
       <w:szCs w:val="20"/>
     </w:rPr>
   </w:style>
-  <w:style w:type="character" w:styleId="EndnoteReference">
-    <w:name w:val="endnote reference"/>
-    <w:basedOn w:val="DefaultParagraphFont"/>
-    <w:uiPriority w:val="99"/>
-    <w:semiHidden/>
-    <w:unhideWhenUsed/>
-    <w:rPr>
-      <w:vertAlign w:val="superscript"/>
-    </w:rPr>
-  </w:style>
-  <w:style w:type="paragraph" w:styleId="EndnoteText">
-    <w:name w:val="endnote text"/>
-    <w:basedOn w:val="Normal"/>
-    <w:link w:val="EndnoteTextChar"/>
-    <w:uiPriority w:val="99"/>
-    <w:semiHidden/>
-    <w:unhideWhenUsed/>
-    <w:pPr>
-      <w:spacing w:after="0" w:line="240" w:lineRule="auto"/>
-    </w:pPr>
-    <w:rPr>
-      <w:sz w:val="20"/>
-      <w:szCs w:val="20"/>
-    </w:rPr>
-  </w:style>
-  <w:style w:type="character" w:styleId="EndnoteTextChar">
-    <w:name w:val="Endnote Text Char"/>
-    <w:basedOn w:val="DefaultParagraphFont"/>
-    <w:link w:val="EndnoteText"/>
-    <w:uiPriority w:val="99"/>
-    <w:semiHidden/>
-    <w:unhideWhenUsed/>
-    <w:rPr>
-      <w:sz w:val="20"/>
-      <w:szCs w:val="20"/>
-    </w:rPr>
-  </w:style>
   <w:style w:type="paragraph" w:styleId="Heading1">
     <w:name w:val="Heading 1"/>
     <w:basedOn w:val="Normal"/>
     <w:next w:val="Normal"/>
     <w:qFormat/>
     <w:pPr>
-      <w:spacing w:after="160" w:before="300"/>
+      <w:spacing w:before="300" w:after="160"/>
       <w:outlineLvl w:val="0"/>
     </w:pPr>
     <w:rPr>
-      <w:rFonts w:ascii="Cambria" w:cs="Cambria" w:eastAsia="Cambria" w:hAnsi="Cambria"/>
       <w:b/>
       <w:bCs/>
       <w:color w:val="0A2240"/>
       <w:sz w:val="32"/>
       <w:szCs w:val="32"/>
+      <w:rFonts w:ascii="Cambria" w:cs="Cambria" w:eastAsia="Cambria" w:hAnsi="Cambria"/>
     </w:rPr>
   </w:style>
   <w:style w:type="paragraph" w:styleId="Heading2">
@@ -2192,16 +2118,16 @@
     <w:next w:val="Normal"/>
     <w:qFormat/>
     <w:pPr>
-      <w:spacing w:after="120" w:before="240"/>
+      <w:spacing w:before="240" w:after="120"/>
       <w:outlineLvl w:val="1"/>
     </w:pPr>
     <w:rPr>
-      <w:rFonts w:ascii="Cambria" w:cs="Cambria" w:eastAsia="Cambria" w:hAnsi="Cambria"/>
       <w:b/>
       <w:bCs/>
       <w:color w:val="163A5F"/>
       <w:sz w:val="26"/>
       <w:szCs w:val="26"/>
+      <w:rFonts w:ascii="Cambria" w:cs="Cambria" w:eastAsia="Cambria" w:hAnsi="Cambria"/>
     </w:rPr>
   </w:style>
   <w:style w:type="paragraph" w:styleId="Heading3">
@@ -2210,16 +2136,16 @@
     <w:next w:val="Normal"/>
     <w:qFormat/>
     <w:pPr>
-      <w:spacing w:after="100" w:before="180"/>
+      <w:spacing w:before="180" w:after="100"/>
       <w:outlineLvl w:val="2"/>
     </w:pPr>
     <w:rPr>
-      <w:rFonts w:ascii="Cambria" w:cs="Cambria" w:eastAsia="Cambria" w:hAnsi="Cambria"/>
       <w:b/>
       <w:bCs/>
       <w:color w:val="163A5F"/>
       <w:sz w:val="23"/>
       <w:szCs w:val="23"/>
+      <w:rFonts w:ascii="Cambria" w:cs="Cambria" w:eastAsia="Cambria" w:hAnsi="Cambria"/>
     </w:rPr>
   </w:style>
 </w:styles>

--- a/reports/projects/1.2_Report.docx
+++ b/reports/projects/1.2_Report.docx
@@ -64,7 +64,7 @@
           <w:szCs w:val="19"/>
           <w:rFonts w:ascii="Cambria" w:cs="Cambria" w:eastAsia="Cambria" w:hAnsi="Cambria"/>
         </w:rPr>
-        <w:t xml:space="preserve">July 2, 2026</w:t>
+        <w:t xml:space="preserve">July 3, 2026</w:t>
       </w:r>
     </w:p>
     <w:tbl>
@@ -1724,7 +1724,7 @@
         <w:szCs w:val="14"/>
         <w:rFonts w:ascii="Cambria" w:cs="Cambria" w:eastAsia="Cambria" w:hAnsi="Cambria"/>
       </w:rPr>
-      <w:t xml:space="preserve">Generated July 2, 2026  |  California Community Colleges  |  MAP Initiative</w:t>
+      <w:t xml:space="preserve">Generated July 3, 2026  |  California Community Colleges  |  MAP Initiative</w:t>
     </w:r>
     <w:r>
       <w:rPr>

--- a/reports/projects/1.2_Report.docx
+++ b/reports/projects/1.2_Report.docx
@@ -1724,7 +1724,7 @@
         <w:szCs w:val="14"/>
         <w:rFonts w:ascii="Cambria" w:cs="Cambria" w:eastAsia="Cambria" w:hAnsi="Cambria"/>
       </w:rPr>
-      <w:t xml:space="preserve">Generated July 3, 2026  |  California Community Colleges  |  MAP Initiative</w:t>
+      <w:t xml:space="preserve">Generated July 3, 2026  |  California Community Colleges  |  CPL Initiative</w:t>
     </w:r>
     <w:r>
       <w:rPr>

--- a/reports/projects/1.2_Report.docx
+++ b/reports/projects/1.2_Report.docx
@@ -64,7 +64,7 @@
           <w:szCs w:val="19"/>
           <w:rFonts w:ascii="Cambria" w:cs="Cambria" w:eastAsia="Cambria" w:hAnsi="Cambria"/>
         </w:rPr>
-        <w:t xml:space="preserve">July 3, 2026</w:t>
+        <w:t xml:space="preserve">July 4, 2026</w:t>
       </w:r>
     </w:p>
     <w:tbl>
@@ -1724,7 +1724,7 @@
         <w:szCs w:val="14"/>
         <w:rFonts w:ascii="Cambria" w:cs="Cambria" w:eastAsia="Cambria" w:hAnsi="Cambria"/>
       </w:rPr>
-      <w:t xml:space="preserve">Generated July 3, 2026  |  California Community Colleges  |  CPL Initiative</w:t>
+      <w:t xml:space="preserve">Generated July 4, 2026  |  California Community Colleges  |  CPL Initiative</w:t>
     </w:r>
     <w:r>
       <w:rPr>

--- a/reports/projects/1.2_Report.docx
+++ b/reports/projects/1.2_Report.docx
@@ -64,7 +64,7 @@
           <w:szCs w:val="19"/>
           <w:rFonts w:ascii="Cambria" w:cs="Cambria" w:eastAsia="Cambria" w:hAnsi="Cambria"/>
         </w:rPr>
-        <w:t xml:space="preserve">July 4, 2026</w:t>
+        <w:t xml:space="preserve">July 5, 2026</w:t>
       </w:r>
     </w:p>
     <w:tbl>
@@ -1724,7 +1724,7 @@
         <w:szCs w:val="14"/>
         <w:rFonts w:ascii="Cambria" w:cs="Cambria" w:eastAsia="Cambria" w:hAnsi="Cambria"/>
       </w:rPr>
-      <w:t xml:space="preserve">Generated July 4, 2026  |  California Community Colleges  |  CPL Initiative</w:t>
+      <w:t xml:space="preserve">Generated July 5, 2026  |  California Community Colleges  |  CPL Initiative</w:t>
     </w:r>
     <w:r>
       <w:rPr>

--- a/reports/projects/1.2_Report.docx
+++ b/reports/projects/1.2_Report.docx
@@ -64,7 +64,7 @@
           <w:szCs w:val="19"/>
           <w:rFonts w:ascii="Cambria" w:cs="Cambria" w:eastAsia="Cambria" w:hAnsi="Cambria"/>
         </w:rPr>
-        <w:t xml:space="preserve">July 5, 2026</w:t>
+        <w:t xml:space="preserve">July 6, 2026</w:t>
       </w:r>
     </w:p>
     <w:tbl>
@@ -1724,7 +1724,7 @@
         <w:szCs w:val="14"/>
         <w:rFonts w:ascii="Cambria" w:cs="Cambria" w:eastAsia="Cambria" w:hAnsi="Cambria"/>
       </w:rPr>
-      <w:t xml:space="preserve">Generated July 5, 2026  |  California Community Colleges  |  CPL Initiative</w:t>
+      <w:t xml:space="preserve">Generated July 6, 2026  |  California Community Colleges  |  CPL Initiative</w:t>
     </w:r>
     <w:r>
       <w:rPr>

--- a/reports/projects/1.2_Report.docx
+++ b/reports/projects/1.2_Report.docx
@@ -64,7 +64,7 @@
           <w:szCs w:val="19"/>
           <w:rFonts w:ascii="Cambria" w:cs="Cambria" w:eastAsia="Cambria" w:hAnsi="Cambria"/>
         </w:rPr>
-        <w:t xml:space="preserve">July 6, 2026</w:t>
+        <w:t xml:space="preserve">July 7, 2026</w:t>
       </w:r>
     </w:p>
     <w:tbl>
@@ -1724,7 +1724,7 @@
         <w:szCs w:val="14"/>
         <w:rFonts w:ascii="Cambria" w:cs="Cambria" w:eastAsia="Cambria" w:hAnsi="Cambria"/>
       </w:rPr>
-      <w:t xml:space="preserve">Generated July 6, 2026  |  California Community Colleges  |  CPL Initiative</w:t>
+      <w:t xml:space="preserve">Generated July 7, 2026  |  California Community Colleges  |  CPL Initiative</w:t>
     </w:r>
     <w:r>
       <w:rPr>

--- a/reports/projects/1.2_Report.docx
+++ b/reports/projects/1.2_Report.docx
@@ -64,7 +64,7 @@
           <w:szCs w:val="19"/>
           <w:rFonts w:ascii="Cambria" w:cs="Cambria" w:eastAsia="Cambria" w:hAnsi="Cambria"/>
         </w:rPr>
-        <w:t xml:space="preserve">July 7, 2026</w:t>
+        <w:t xml:space="preserve">July 8, 2026</w:t>
       </w:r>
     </w:p>
     <w:tbl>
@@ -1724,7 +1724,7 @@
         <w:szCs w:val="14"/>
         <w:rFonts w:ascii="Cambria" w:cs="Cambria" w:eastAsia="Cambria" w:hAnsi="Cambria"/>
       </w:rPr>
-      <w:t xml:space="preserve">Generated July 7, 2026  |  California Community Colleges  |  CPL Initiative</w:t>
+      <w:t xml:space="preserve">Generated July 8, 2026  |  California Community Colleges  |  CPL Initiative</w:t>
     </w:r>
     <w:r>
       <w:rPr>

--- a/reports/projects/1.2_Report.docx
+++ b/reports/projects/1.2_Report.docx
@@ -64,7 +64,7 @@
           <w:szCs w:val="19"/>
           <w:rFonts w:ascii="Cambria" w:cs="Cambria" w:eastAsia="Cambria" w:hAnsi="Cambria"/>
         </w:rPr>
-        <w:t xml:space="preserve">July 8, 2026</w:t>
+        <w:t xml:space="preserve">July 9, 2026</w:t>
       </w:r>
     </w:p>
     <w:tbl>
@@ -1724,7 +1724,7 @@
         <w:szCs w:val="14"/>
         <w:rFonts w:ascii="Cambria" w:cs="Cambria" w:eastAsia="Cambria" w:hAnsi="Cambria"/>
       </w:rPr>
-      <w:t xml:space="preserve">Generated July 8, 2026  |  California Community Colleges  |  CPL Initiative</w:t>
+      <w:t xml:space="preserve">Generated July 9, 2026  |  California Community Colleges  |  CPL Initiative</w:t>
     </w:r>
     <w:r>
       <w:rPr>

--- a/reports/projects/1.2_Report.docx
+++ b/reports/projects/1.2_Report.docx
@@ -64,7 +64,7 @@
           <w:szCs w:val="19"/>
           <w:rFonts w:ascii="Cambria" w:cs="Cambria" w:eastAsia="Cambria" w:hAnsi="Cambria"/>
         </w:rPr>
-        <w:t xml:space="preserve">July 9, 2026</w:t>
+        <w:t xml:space="preserve">July 10, 2026</w:t>
       </w:r>
     </w:p>
     <w:tbl>
@@ -1724,7 +1724,7 @@
         <w:szCs w:val="14"/>
         <w:rFonts w:ascii="Cambria" w:cs="Cambria" w:eastAsia="Cambria" w:hAnsi="Cambria"/>
       </w:rPr>
-      <w:t xml:space="preserve">Generated July 9, 2026  |  California Community Colleges  |  CPL Initiative</w:t>
+      <w:t xml:space="preserve">Generated July 10, 2026  |  California Community Colleges  |  CPL Initiative</w:t>
     </w:r>
     <w:r>
       <w:rPr>

--- a/reports/projects/1.2_Report.docx
+++ b/reports/projects/1.2_Report.docx
@@ -64,7 +64,7 @@
           <w:szCs w:val="19"/>
           <w:rFonts w:ascii="Cambria" w:cs="Cambria" w:eastAsia="Cambria" w:hAnsi="Cambria"/>
         </w:rPr>
-        <w:t xml:space="preserve">July 10, 2026</w:t>
+        <w:t xml:space="preserve">July 11, 2026</w:t>
       </w:r>
     </w:p>
     <w:tbl>
@@ -1724,7 +1724,7 @@
         <w:szCs w:val="14"/>
         <w:rFonts w:ascii="Cambria" w:cs="Cambria" w:eastAsia="Cambria" w:hAnsi="Cambria"/>
       </w:rPr>
-      <w:t xml:space="preserve">Generated July 10, 2026  |  California Community Colleges  |  CPL Initiative</w:t>
+      <w:t xml:space="preserve">Generated July 11, 2026  |  California Community Colleges  |  CPL Initiative</w:t>
     </w:r>
     <w:r>
       <w:rPr>

--- a/reports/projects/1.2_Report.docx
+++ b/reports/projects/1.2_Report.docx
@@ -64,7 +64,7 @@
           <w:szCs w:val="19"/>
           <w:rFonts w:ascii="Cambria" w:cs="Cambria" w:eastAsia="Cambria" w:hAnsi="Cambria"/>
         </w:rPr>
-        <w:t xml:space="preserve">July 11, 2026</w:t>
+        <w:t xml:space="preserve">July 12, 2026</w:t>
       </w:r>
     </w:p>
     <w:tbl>
@@ -1724,7 +1724,7 @@
         <w:szCs w:val="14"/>
         <w:rFonts w:ascii="Cambria" w:cs="Cambria" w:eastAsia="Cambria" w:hAnsi="Cambria"/>
       </w:rPr>
-      <w:t xml:space="preserve">Generated July 11, 2026  |  California Community Colleges  |  CPL Initiative</w:t>
+      <w:t xml:space="preserve">Generated July 12, 2026  |  California Community Colleges  |  CPL Initiative</w:t>
     </w:r>
     <w:r>
       <w:rPr>

--- a/reports/projects/1.2_Report.docx
+++ b/reports/projects/1.2_Report.docx
@@ -64,7 +64,7 @@
           <w:szCs w:val="19"/>
           <w:rFonts w:ascii="Cambria" w:cs="Cambria" w:eastAsia="Cambria" w:hAnsi="Cambria"/>
         </w:rPr>
-        <w:t xml:space="preserve">July 12, 2026</w:t>
+        <w:t xml:space="preserve">July 13, 2026</w:t>
       </w:r>
     </w:p>
     <w:tbl>
@@ -1724,7 +1724,7 @@
         <w:szCs w:val="14"/>
         <w:rFonts w:ascii="Cambria" w:cs="Cambria" w:eastAsia="Cambria" w:hAnsi="Cambria"/>
       </w:rPr>
-      <w:t xml:space="preserve">Generated July 12, 2026  |  California Community Colleges  |  CPL Initiative</w:t>
+      <w:t xml:space="preserve">Generated July 13, 2026  |  California Community Colleges  |  CPL Initiative</w:t>
     </w:r>
     <w:r>
       <w:rPr>

--- a/reports/projects/1.2_Report.docx
+++ b/reports/projects/1.2_Report.docx
@@ -64,7 +64,7 @@
           <w:szCs w:val="19"/>
           <w:rFonts w:ascii="Cambria" w:cs="Cambria" w:eastAsia="Cambria" w:hAnsi="Cambria"/>
         </w:rPr>
-        <w:t xml:space="preserve">July 13, 2026</w:t>
+        <w:t xml:space="preserve">July 14, 2026</w:t>
       </w:r>
     </w:p>
     <w:tbl>
@@ -1724,7 +1724,7 @@
         <w:szCs w:val="14"/>
         <w:rFonts w:ascii="Cambria" w:cs="Cambria" w:eastAsia="Cambria" w:hAnsi="Cambria"/>
       </w:rPr>
-      <w:t xml:space="preserve">Generated July 13, 2026  |  California Community Colleges  |  CPL Initiative</w:t>
+      <w:t xml:space="preserve">Generated July 14, 2026  |  California Community Colleges  |  CPL Initiative</w:t>
     </w:r>
     <w:r>
       <w:rPr>

--- a/reports/projects/1.2_Report.docx
+++ b/reports/projects/1.2_Report.docx
@@ -64,7 +64,7 @@
           <w:szCs w:val="19"/>
           <w:rFonts w:ascii="Cambria" w:cs="Cambria" w:eastAsia="Cambria" w:hAnsi="Cambria"/>
         </w:rPr>
-        <w:t xml:space="preserve">July 14, 2026</w:t>
+        <w:t xml:space="preserve">July 15, 2026</w:t>
       </w:r>
     </w:p>
     <w:tbl>
@@ -1724,7 +1724,7 @@
         <w:szCs w:val="14"/>
         <w:rFonts w:ascii="Cambria" w:cs="Cambria" w:eastAsia="Cambria" w:hAnsi="Cambria"/>
       </w:rPr>
-      <w:t xml:space="preserve">Generated July 14, 2026  |  California Community Colleges  |  CPL Initiative</w:t>
+      <w:t xml:space="preserve">Generated July 15, 2026  |  California Community Colleges  |  CPL Initiative</w:t>
     </w:r>
     <w:r>
       <w:rPr>

--- a/reports/projects/1.2_Report.docx
+++ b/reports/projects/1.2_Report.docx
@@ -64,7 +64,7 @@
           <w:szCs w:val="19"/>
           <w:rFonts w:ascii="Cambria" w:cs="Cambria" w:eastAsia="Cambria" w:hAnsi="Cambria"/>
         </w:rPr>
-        <w:t xml:space="preserve">July 15, 2026</w:t>
+        <w:t xml:space="preserve">July 16, 2026</w:t>
       </w:r>
     </w:p>
     <w:tbl>
@@ -1724,7 +1724,7 @@
         <w:szCs w:val="14"/>
         <w:rFonts w:ascii="Cambria" w:cs="Cambria" w:eastAsia="Cambria" w:hAnsi="Cambria"/>
       </w:rPr>
-      <w:t xml:space="preserve">Generated July 15, 2026  |  California Community Colleges  |  CPL Initiative</w:t>
+      <w:t xml:space="preserve">Generated July 16, 2026  |  California Community Colleges  |  CPL Initiative</w:t>
     </w:r>
     <w:r>
       <w:rPr>

--- a/reports/projects/1.2_Report.docx
+++ b/reports/projects/1.2_Report.docx
@@ -64,7 +64,7 @@
           <w:szCs w:val="19"/>
           <w:rFonts w:ascii="Cambria" w:cs="Cambria" w:eastAsia="Cambria" w:hAnsi="Cambria"/>
         </w:rPr>
-        <w:t xml:space="preserve">July 16, 2026</w:t>
+        <w:t xml:space="preserve">July 17, 2026</w:t>
       </w:r>
     </w:p>
     <w:tbl>
@@ -1724,7 +1724,7 @@
         <w:szCs w:val="14"/>
         <w:rFonts w:ascii="Cambria" w:cs="Cambria" w:eastAsia="Cambria" w:hAnsi="Cambria"/>
       </w:rPr>
-      <w:t xml:space="preserve">Generated July 16, 2026  |  California Community Colleges  |  CPL Initiative</w:t>
+      <w:t xml:space="preserve">Generated July 17, 2026  |  California Community Colleges  |  CPL Initiative</w:t>
     </w:r>
     <w:r>
       <w:rPr>

--- a/reports/projects/1.2_Report.docx
+++ b/reports/projects/1.2_Report.docx
@@ -64,7 +64,7 @@
           <w:szCs w:val="19"/>
           <w:rFonts w:ascii="Cambria" w:cs="Cambria" w:eastAsia="Cambria" w:hAnsi="Cambria"/>
         </w:rPr>
-        <w:t xml:space="preserve">July 17, 2026</w:t>
+        <w:t xml:space="preserve">July 18, 2026</w:t>
       </w:r>
     </w:p>
     <w:tbl>
@@ -1724,7 +1724,7 @@
         <w:szCs w:val="14"/>
         <w:rFonts w:ascii="Cambria" w:cs="Cambria" w:eastAsia="Cambria" w:hAnsi="Cambria"/>
       </w:rPr>
-      <w:t xml:space="preserve">Generated July 17, 2026  |  California Community Colleges  |  CPL Initiative</w:t>
+      <w:t xml:space="preserve">Generated July 18, 2026  |  California Community Colleges  |  CPL Initiative</w:t>
     </w:r>
     <w:r>
       <w:rPr>

--- a/reports/projects/1.2_Report.docx
+++ b/reports/projects/1.2_Report.docx
@@ -64,7 +64,7 @@
           <w:szCs w:val="19"/>
           <w:rFonts w:ascii="Cambria" w:cs="Cambria" w:eastAsia="Cambria" w:hAnsi="Cambria"/>
         </w:rPr>
-        <w:t xml:space="preserve">July 18, 2026</w:t>
+        <w:t xml:space="preserve">July 19, 2026</w:t>
       </w:r>
     </w:p>
     <w:tbl>
@@ -1724,7 +1724,7 @@
         <w:szCs w:val="14"/>
         <w:rFonts w:ascii="Cambria" w:cs="Cambria" w:eastAsia="Cambria" w:hAnsi="Cambria"/>
       </w:rPr>
-      <w:t xml:space="preserve">Generated July 18, 2026  |  California Community Colleges  |  CPL Initiative</w:t>
+      <w:t xml:space="preserve">Generated July 19, 2026  |  California Community Colleges  |  CPL Initiative</w:t>
     </w:r>
     <w:r>
       <w:rPr>

--- a/reports/projects/1.2_Report.docx
+++ b/reports/projects/1.2_Report.docx
@@ -64,7 +64,7 @@
           <w:szCs w:val="19"/>
           <w:rFonts w:ascii="Cambria" w:cs="Cambria" w:eastAsia="Cambria" w:hAnsi="Cambria"/>
         </w:rPr>
-        <w:t xml:space="preserve">July 19, 2026</w:t>
+        <w:t xml:space="preserve">July 20, 2026</w:t>
       </w:r>
     </w:p>
     <w:tbl>
@@ -1724,7 +1724,7 @@
         <w:szCs w:val="14"/>
         <w:rFonts w:ascii="Cambria" w:cs="Cambria" w:eastAsia="Cambria" w:hAnsi="Cambria"/>
       </w:rPr>
-      <w:t xml:space="preserve">Generated July 19, 2026  |  California Community Colleges  |  CPL Initiative</w:t>
+      <w:t xml:space="preserve">Generated July 20, 2026  |  California Community Colleges  |  CPL Initiative</w:t>
     </w:r>
     <w:r>
       <w:rPr>

--- a/reports/projects/1.2_Report.docx
+++ b/reports/projects/1.2_Report.docx
@@ -64,7 +64,7 @@
           <w:szCs w:val="19"/>
           <w:rFonts w:ascii="Cambria" w:cs="Cambria" w:eastAsia="Cambria" w:hAnsi="Cambria"/>
         </w:rPr>
-        <w:t xml:space="preserve">July 20, 2026</w:t>
+        <w:t xml:space="preserve">July 21, 2026</w:t>
       </w:r>
     </w:p>
     <w:tbl>
@@ -1724,7 +1724,7 @@
         <w:szCs w:val="14"/>
         <w:rFonts w:ascii="Cambria" w:cs="Cambria" w:eastAsia="Cambria" w:hAnsi="Cambria"/>
       </w:rPr>
-      <w:t xml:space="preserve">Generated July 20, 2026  |  California Community Colleges  |  CPL Initiative</w:t>
+      <w:t xml:space="preserve">Generated July 21, 2026  |  California Community Colleges  |  CPL Initiative</w:t>
     </w:r>
     <w:r>
       <w:rPr>

--- a/reports/projects/1.2_Report.docx
+++ b/reports/projects/1.2_Report.docx
@@ -64,7 +64,7 @@
           <w:szCs w:val="19"/>
           <w:rFonts w:ascii="Cambria" w:cs="Cambria" w:eastAsia="Cambria" w:hAnsi="Cambria"/>
         </w:rPr>
-        <w:t xml:space="preserve">July 21, 2026</w:t>
+        <w:t xml:space="preserve">July 22, 2026</w:t>
       </w:r>
     </w:p>
     <w:tbl>
@@ -1724,7 +1724,7 @@
         <w:szCs w:val="14"/>
         <w:rFonts w:ascii="Cambria" w:cs="Cambria" w:eastAsia="Cambria" w:hAnsi="Cambria"/>
       </w:rPr>
-      <w:t xml:space="preserve">Generated July 21, 2026  |  California Community Colleges  |  CPL Initiative</w:t>
+      <w:t xml:space="preserve">Generated July 22, 2026  |  California Community Colleges  |  CPL Initiative</w:t>
     </w:r>
     <w:r>
       <w:rPr>

--- a/reports/projects/1.2_Report.docx
+++ b/reports/projects/1.2_Report.docx
@@ -64,7 +64,7 @@
           <w:szCs w:val="19"/>
           <w:rFonts w:ascii="Cambria" w:cs="Cambria" w:eastAsia="Cambria" w:hAnsi="Cambria"/>
         </w:rPr>
-        <w:t xml:space="preserve">July 22, 2026</w:t>
+        <w:t xml:space="preserve">July 23, 2026</w:t>
       </w:r>
     </w:p>
     <w:tbl>
@@ -1724,7 +1724,7 @@
         <w:szCs w:val="14"/>
         <w:rFonts w:ascii="Cambria" w:cs="Cambria" w:eastAsia="Cambria" w:hAnsi="Cambria"/>
       </w:rPr>
-      <w:t xml:space="preserve">Generated July 22, 2026  |  California Community Colleges  |  CPL Initiative</w:t>
+      <w:t xml:space="preserve">Generated July 23, 2026  |  California Community Colleges  |  CPL Initiative</w:t>
     </w:r>
     <w:r>
       <w:rPr>

--- a/reports/projects/1.2_Report.docx
+++ b/reports/projects/1.2_Report.docx
@@ -64,7 +64,7 @@
           <w:szCs w:val="19"/>
           <w:rFonts w:ascii="Cambria" w:cs="Cambria" w:eastAsia="Cambria" w:hAnsi="Cambria"/>
         </w:rPr>
-        <w:t xml:space="preserve">July 23, 2026</w:t>
+        <w:t xml:space="preserve">July 24, 2026</w:t>
       </w:r>
     </w:p>
     <w:tbl>
@@ -1724,7 +1724,7 @@
         <w:szCs w:val="14"/>
         <w:rFonts w:ascii="Cambria" w:cs="Cambria" w:eastAsia="Cambria" w:hAnsi="Cambria"/>
       </w:rPr>
-      <w:t xml:space="preserve">Generated July 23, 2026  |  California Community Colleges  |  CPL Initiative</w:t>
+      <w:t xml:space="preserve">Generated July 24, 2026  |  California Community Colleges  |  CPL Initiative</w:t>
     </w:r>
     <w:r>
       <w:rPr>

--- a/reports/projects/1.2_Report.docx
+++ b/reports/projects/1.2_Report.docx
@@ -64,7 +64,7 @@
           <w:szCs w:val="19"/>
           <w:rFonts w:ascii="Cambria" w:cs="Cambria" w:eastAsia="Cambria" w:hAnsi="Cambria"/>
         </w:rPr>
-        <w:t xml:space="preserve">July 24, 2026</w:t>
+        <w:t xml:space="preserve">July 25, 2026</w:t>
       </w:r>
     </w:p>
     <w:tbl>
@@ -1724,7 +1724,7 @@
         <w:szCs w:val="14"/>
         <w:rFonts w:ascii="Cambria" w:cs="Cambria" w:eastAsia="Cambria" w:hAnsi="Cambria"/>
       </w:rPr>
-      <w:t xml:space="preserve">Generated July 24, 2026  |  California Community Colleges  |  CPL Initiative</w:t>
+      <w:t xml:space="preserve">Generated July 25, 2026  |  California Community Colleges  |  CPL Initiative</w:t>
     </w:r>
     <w:r>
       <w:rPr>

--- a/reports/projects/1.2_Report.docx
+++ b/reports/projects/1.2_Report.docx
@@ -64,7 +64,7 @@
           <w:szCs w:val="19"/>
           <w:rFonts w:ascii="Cambria" w:cs="Cambria" w:eastAsia="Cambria" w:hAnsi="Cambria"/>
         </w:rPr>
-        <w:t xml:space="preserve">July 25, 2026</w:t>
+        <w:t xml:space="preserve">July 26, 2026</w:t>
       </w:r>
     </w:p>
     <w:tbl>
@@ -1724,7 +1724,7 @@
         <w:szCs w:val="14"/>
         <w:rFonts w:ascii="Cambria" w:cs="Cambria" w:eastAsia="Cambria" w:hAnsi="Cambria"/>
       </w:rPr>
-      <w:t xml:space="preserve">Generated July 25, 2026  |  California Community Colleges  |  CPL Initiative</w:t>
+      <w:t xml:space="preserve">Generated July 26, 2026  |  California Community Colleges  |  CPL Initiative</w:t>
     </w:r>
     <w:r>
       <w:rPr>

--- a/reports/projects/1.2_Report.docx
+++ b/reports/projects/1.2_Report.docx
@@ -64,7 +64,7 @@
           <w:szCs w:val="19"/>
           <w:rFonts w:ascii="Cambria" w:cs="Cambria" w:eastAsia="Cambria" w:hAnsi="Cambria"/>
         </w:rPr>
-        <w:t xml:space="preserve">July 26, 2026</w:t>
+        <w:t xml:space="preserve">July 27, 2026</w:t>
       </w:r>
     </w:p>
     <w:tbl>
@@ -1724,7 +1724,7 @@
         <w:szCs w:val="14"/>
         <w:rFonts w:ascii="Cambria" w:cs="Cambria" w:eastAsia="Cambria" w:hAnsi="Cambria"/>
       </w:rPr>
-      <w:t xml:space="preserve">Generated July 26, 2026  |  California Community Colleges  |  CPL Initiative</w:t>
+      <w:t xml:space="preserve">Generated July 27, 2026  |  California Community Colleges  |  CPL Initiative</w:t>
     </w:r>
     <w:r>
       <w:rPr>

--- a/reports/projects/1.2_Report.docx
+++ b/reports/projects/1.2_Report.docx
@@ -64,7 +64,7 @@
           <w:szCs w:val="19"/>
           <w:rFonts w:ascii="Cambria" w:cs="Cambria" w:eastAsia="Cambria" w:hAnsi="Cambria"/>
         </w:rPr>
-        <w:t xml:space="preserve">July 27, 2026</w:t>
+        <w:t xml:space="preserve">July 28, 2026</w:t>
       </w:r>
     </w:p>
     <w:tbl>
@@ -1724,7 +1724,7 @@
         <w:szCs w:val="14"/>
         <w:rFonts w:ascii="Cambria" w:cs="Cambria" w:eastAsia="Cambria" w:hAnsi="Cambria"/>
       </w:rPr>
-      <w:t xml:space="preserve">Generated July 27, 2026  |  California Community Colleges  |  CPL Initiative</w:t>
+      <w:t xml:space="preserve">Generated July 28, 2026  |  California Community Colleges  |  CPL Initiative</w:t>
     </w:r>
     <w:r>
       <w:rPr>

--- a/reports/projects/1.2_Report.docx
+++ b/reports/projects/1.2_Report.docx
@@ -64,7 +64,7 @@
           <w:szCs w:val="19"/>
           <w:rFonts w:ascii="Cambria" w:cs="Cambria" w:eastAsia="Cambria" w:hAnsi="Cambria"/>
         </w:rPr>
-        <w:t xml:space="preserve">July 28, 2026</w:t>
+        <w:t xml:space="preserve">July 29, 2026</w:t>
       </w:r>
     </w:p>
     <w:tbl>
@@ -1724,7 +1724,7 @@
         <w:szCs w:val="14"/>
         <w:rFonts w:ascii="Cambria" w:cs="Cambria" w:eastAsia="Cambria" w:hAnsi="Cambria"/>
       </w:rPr>
-      <w:t xml:space="preserve">Generated July 28, 2026  |  California Community Colleges  |  CPL Initiative</w:t>
+      <w:t xml:space="preserve">Generated July 29, 2026  |  California Community Colleges  |  CPL Initiative</w:t>
     </w:r>
     <w:r>
       <w:rPr>

--- a/reports/projects/1.2_Report.docx
+++ b/reports/projects/1.2_Report.docx
@@ -64,7 +64,7 @@
           <w:szCs w:val="19"/>
           <w:rFonts w:ascii="Cambria" w:cs="Cambria" w:eastAsia="Cambria" w:hAnsi="Cambria"/>
         </w:rPr>
-        <w:t xml:space="preserve">July 29, 2026</w:t>
+        <w:t xml:space="preserve">July 30, 2026</w:t>
       </w:r>
     </w:p>
     <w:tbl>
@@ -1724,7 +1724,7 @@
         <w:szCs w:val="14"/>
         <w:rFonts w:ascii="Cambria" w:cs="Cambria" w:eastAsia="Cambria" w:hAnsi="Cambria"/>
       </w:rPr>
-      <w:t xml:space="preserve">Generated July 29, 2026  |  California Community Colleges  |  CPL Initiative</w:t>
+      <w:t xml:space="preserve">Generated July 30, 2026  |  California Community Colleges  |  CPL Initiative</w:t>
     </w:r>
     <w:r>
       <w:rPr>

--- a/reports/projects/1.2_Report.docx
+++ b/reports/projects/1.2_Report.docx
@@ -64,7 +64,7 @@
           <w:szCs w:val="19"/>
           <w:rFonts w:ascii="Cambria" w:cs="Cambria" w:eastAsia="Cambria" w:hAnsi="Cambria"/>
         </w:rPr>
-        <w:t xml:space="preserve">July 30, 2026</w:t>
+        <w:t xml:space="preserve">July 31, 2026</w:t>
       </w:r>
     </w:p>
     <w:tbl>
@@ -1724,7 +1724,7 @@
         <w:szCs w:val="14"/>
         <w:rFonts w:ascii="Cambria" w:cs="Cambria" w:eastAsia="Cambria" w:hAnsi="Cambria"/>
       </w:rPr>
-      <w:t xml:space="preserve">Generated July 30, 2026  |  California Community Colleges  |  CPL Initiative</w:t>
+      <w:t xml:space="preserve">Generated July 31, 2026  |  California Community Colleges  |  CPL Initiative</w:t>
     </w:r>
     <w:r>
       <w:rPr>

--- a/reports/projects/1.2_Report.docx
+++ b/reports/projects/1.2_Report.docx
@@ -64,7 +64,7 @@
           <w:szCs w:val="19"/>
           <w:rFonts w:ascii="Cambria" w:cs="Cambria" w:eastAsia="Cambria" w:hAnsi="Cambria"/>
         </w:rPr>
-        <w:t xml:space="preserve">July 31, 2026</w:t>
+        <w:t xml:space="preserve">August 1, 2026</w:t>
       </w:r>
     </w:p>
     <w:tbl>
@@ -1724,7 +1724,7 @@
         <w:szCs w:val="14"/>
         <w:rFonts w:ascii="Cambria" w:cs="Cambria" w:eastAsia="Cambria" w:hAnsi="Cambria"/>
       </w:rPr>
-      <w:t xml:space="preserve">Generated July 31, 2026  |  California Community Colleges  |  CPL Initiative</w:t>
+      <w:t xml:space="preserve">Generated August 1, 2026  |  California Community Colleges  |  CPL Initiative</w:t>
     </w:r>
     <w:r>
       <w:rPr>

--- a/reports/projects/1.2_Report.docx
+++ b/reports/projects/1.2_Report.docx
@@ -64,7 +64,7 @@
           <w:szCs w:val="19"/>
           <w:rFonts w:ascii="Cambria" w:cs="Cambria" w:eastAsia="Cambria" w:hAnsi="Cambria"/>
         </w:rPr>
-        <w:t xml:space="preserve">August 1, 2026</w:t>
+        <w:t xml:space="preserve">August 2, 2026</w:t>
       </w:r>
     </w:p>
     <w:tbl>
@@ -1724,7 +1724,7 @@
         <w:szCs w:val="14"/>
         <w:rFonts w:ascii="Cambria" w:cs="Cambria" w:eastAsia="Cambria" w:hAnsi="Cambria"/>
       </w:rPr>
-      <w:t xml:space="preserve">Generated August 1, 2026  |  California Community Colleges  |  CPL Initiative</w:t>
+      <w:t xml:space="preserve">Generated August 2, 2026  |  California Community Colleges  |  CPL Initiative</w:t>
     </w:r>
     <w:r>
       <w:rPr>

--- a/reports/projects/1.2_Report.docx
+++ b/reports/projects/1.2_Report.docx
@@ -64,7 +64,7 @@
           <w:szCs w:val="19"/>
           <w:rFonts w:ascii="Cambria" w:cs="Cambria" w:eastAsia="Cambria" w:hAnsi="Cambria"/>
         </w:rPr>
-        <w:t xml:space="preserve">August 2, 2026</w:t>
+        <w:t xml:space="preserve">August 3, 2026</w:t>
       </w:r>
     </w:p>
     <w:tbl>
@@ -1724,7 +1724,7 @@
         <w:szCs w:val="14"/>
         <w:rFonts w:ascii="Cambria" w:cs="Cambria" w:eastAsia="Cambria" w:hAnsi="Cambria"/>
       </w:rPr>
-      <w:t xml:space="preserve">Generated August 2, 2026  |  California Community Colleges  |  CPL Initiative</w:t>
+      <w:t xml:space="preserve">Generated August 3, 2026  |  California Community Colleges  |  CPL Initiative</w:t>
     </w:r>
     <w:r>
       <w:rPr>

--- a/reports/projects/1.2_Report.docx
+++ b/reports/projects/1.2_Report.docx
@@ -64,7 +64,7 @@
           <w:szCs w:val="19"/>
           <w:rFonts w:ascii="Cambria" w:cs="Cambria" w:eastAsia="Cambria" w:hAnsi="Cambria"/>
         </w:rPr>
-        <w:t xml:space="preserve">August 3, 2026</w:t>
+        <w:t xml:space="preserve">August 4, 2026</w:t>
       </w:r>
     </w:p>
     <w:tbl>
@@ -1724,7 +1724,7 @@
         <w:szCs w:val="14"/>
         <w:rFonts w:ascii="Cambria" w:cs="Cambria" w:eastAsia="Cambria" w:hAnsi="Cambria"/>
       </w:rPr>
-      <w:t xml:space="preserve">Generated August 3, 2026  |  California Community Colleges  |  CPL Initiative</w:t>
+      <w:t xml:space="preserve">Generated August 4, 2026  |  California Community Colleges  |  CPL Initiative</w:t>
     </w:r>
     <w:r>
       <w:rPr>

--- a/reports/projects/1.2_Report.docx
+++ b/reports/projects/1.2_Report.docx
@@ -64,7 +64,7 @@
           <w:szCs w:val="19"/>
           <w:rFonts w:ascii="Cambria" w:cs="Cambria" w:eastAsia="Cambria" w:hAnsi="Cambria"/>
         </w:rPr>
-        <w:t xml:space="preserve">August 4, 2026</w:t>
+        <w:t xml:space="preserve">August 5, 2026</w:t>
       </w:r>
     </w:p>
     <w:tbl>
@@ -1724,7 +1724,7 @@
         <w:szCs w:val="14"/>
         <w:rFonts w:ascii="Cambria" w:cs="Cambria" w:eastAsia="Cambria" w:hAnsi="Cambria"/>
       </w:rPr>
-      <w:t xml:space="preserve">Generated August 4, 2026  |  California Community Colleges  |  CPL Initiative</w:t>
+      <w:t xml:space="preserve">Generated August 5, 2026  |  California Community Colleges  |  CPL Initiative</w:t>
     </w:r>
     <w:r>
       <w:rPr>

--- a/reports/projects/1.2_Report.docx
+++ b/reports/projects/1.2_Report.docx
@@ -64,7 +64,7 @@
           <w:szCs w:val="19"/>
           <w:rFonts w:ascii="Cambria" w:cs="Cambria" w:eastAsia="Cambria" w:hAnsi="Cambria"/>
         </w:rPr>
-        <w:t xml:space="preserve">August 5, 2026</w:t>
+        <w:t xml:space="preserve">August 6, 2026</w:t>
       </w:r>
     </w:p>
     <w:tbl>
@@ -1724,7 +1724,7 @@
         <w:szCs w:val="14"/>
         <w:rFonts w:ascii="Cambria" w:cs="Cambria" w:eastAsia="Cambria" w:hAnsi="Cambria"/>
       </w:rPr>
-      <w:t xml:space="preserve">Generated August 5, 2026  |  California Community Colleges  |  CPL Initiative</w:t>
+      <w:t xml:space="preserve">Generated August 6, 2026  |  California Community Colleges  |  CPL Initiative</w:t>
     </w:r>
     <w:r>
       <w:rPr>

--- a/reports/projects/1.2_Report.docx
+++ b/reports/projects/1.2_Report.docx
@@ -64,7 +64,7 @@
           <w:szCs w:val="19"/>
           <w:rFonts w:ascii="Cambria" w:cs="Cambria" w:eastAsia="Cambria" w:hAnsi="Cambria"/>
         </w:rPr>
-        <w:t xml:space="preserve">August 6, 2026</w:t>
+        <w:t xml:space="preserve">August 7, 2026</w:t>
       </w:r>
     </w:p>
     <w:tbl>
@@ -1724,7 +1724,7 @@
         <w:szCs w:val="14"/>
         <w:rFonts w:ascii="Cambria" w:cs="Cambria" w:eastAsia="Cambria" w:hAnsi="Cambria"/>
       </w:rPr>
-      <w:t xml:space="preserve">Generated August 6, 2026  |  California Community Colleges  |  CPL Initiative</w:t>
+      <w:t xml:space="preserve">Generated August 7, 2026  |  California Community Colleges  |  CPL Initiative</w:t>
     </w:r>
     <w:r>
       <w:rPr>

--- a/reports/projects/1.2_Report.docx
+++ b/reports/projects/1.2_Report.docx
@@ -64,7 +64,7 @@
           <w:szCs w:val="19"/>
           <w:rFonts w:ascii="Cambria" w:cs="Cambria" w:eastAsia="Cambria" w:hAnsi="Cambria"/>
         </w:rPr>
-        <w:t xml:space="preserve">August 7, 2026</w:t>
+        <w:t xml:space="preserve">August 8, 2026</w:t>
       </w:r>
     </w:p>
     <w:tbl>
@@ -1724,7 +1724,7 @@
         <w:szCs w:val="14"/>
         <w:rFonts w:ascii="Cambria" w:cs="Cambria" w:eastAsia="Cambria" w:hAnsi="Cambria"/>
       </w:rPr>
-      <w:t xml:space="preserve">Generated August 7, 2026  |  California Community Colleges  |  CPL Initiative</w:t>
+      <w:t xml:space="preserve">Generated August 8, 2026  |  California Community Colleges  |  CPL Initiative</w:t>
     </w:r>
     <w:r>
       <w:rPr>

--- a/reports/projects/1.2_Report.docx
+++ b/reports/projects/1.2_Report.docx
@@ -64,7 +64,7 @@
           <w:szCs w:val="19"/>
           <w:rFonts w:ascii="Cambria" w:cs="Cambria" w:eastAsia="Cambria" w:hAnsi="Cambria"/>
         </w:rPr>
-        <w:t xml:space="preserve">August 8, 2026</w:t>
+        <w:t xml:space="preserve">August 9, 2026</w:t>
       </w:r>
     </w:p>
     <w:tbl>
@@ -1724,7 +1724,7 @@
         <w:szCs w:val="14"/>
         <w:rFonts w:ascii="Cambria" w:cs="Cambria" w:eastAsia="Cambria" w:hAnsi="Cambria"/>
       </w:rPr>
-      <w:t xml:space="preserve">Generated August 8, 2026  |  California Community Colleges  |  CPL Initiative</w:t>
+      <w:t xml:space="preserve">Generated August 9, 2026  |  California Community Colleges  |  CPL Initiative</w:t>
     </w:r>
     <w:r>
       <w:rPr>

--- a/reports/projects/1.2_Report.docx
+++ b/reports/projects/1.2_Report.docx
@@ -64,7 +64,7 @@
           <w:szCs w:val="19"/>
           <w:rFonts w:ascii="Cambria" w:cs="Cambria" w:eastAsia="Cambria" w:hAnsi="Cambria"/>
         </w:rPr>
-        <w:t xml:space="preserve">August 9, 2026</w:t>
+        <w:t xml:space="preserve">August 10, 2026</w:t>
       </w:r>
     </w:p>
     <w:tbl>
@@ -1724,7 +1724,7 @@
         <w:szCs w:val="14"/>
         <w:rFonts w:ascii="Cambria" w:cs="Cambria" w:eastAsia="Cambria" w:hAnsi="Cambria"/>
       </w:rPr>
-      <w:t xml:space="preserve">Generated August 9, 2026  |  California Community Colleges  |  CPL Initiative</w:t>
+      <w:t xml:space="preserve">Generated August 10, 2026  |  California Community Colleges  |  CPL Initiative</w:t>
     </w:r>
     <w:r>
       <w:rPr>

--- a/reports/projects/1.2_Report.docx
+++ b/reports/projects/1.2_Report.docx
@@ -64,7 +64,7 @@
           <w:szCs w:val="19"/>
           <w:rFonts w:ascii="Cambria" w:cs="Cambria" w:eastAsia="Cambria" w:hAnsi="Cambria"/>
         </w:rPr>
-        <w:t xml:space="preserve">August 10, 2026</w:t>
+        <w:t xml:space="preserve">August 11, 2026</w:t>
       </w:r>
     </w:p>
     <w:tbl>
@@ -1724,7 +1724,7 @@
         <w:szCs w:val="14"/>
         <w:rFonts w:ascii="Cambria" w:cs="Cambria" w:eastAsia="Cambria" w:hAnsi="Cambria"/>
       </w:rPr>
-      <w:t xml:space="preserve">Generated August 10, 2026  |  California Community Colleges  |  CPL Initiative</w:t>
+      <w:t xml:space="preserve">Generated August 11, 2026  |  California Community Colleges  |  CPL Initiative</w:t>
     </w:r>
     <w:r>
       <w:rPr>

--- a/reports/projects/1.2_Report.docx
+++ b/reports/projects/1.2_Report.docx
@@ -64,7 +64,7 @@
           <w:szCs w:val="19"/>
           <w:rFonts w:ascii="Cambria" w:cs="Cambria" w:eastAsia="Cambria" w:hAnsi="Cambria"/>
         </w:rPr>
-        <w:t xml:space="preserve">August 11, 2026</w:t>
+        <w:t xml:space="preserve">August 12, 2026</w:t>
       </w:r>
     </w:p>
     <w:tbl>
@@ -1724,7 +1724,7 @@
         <w:szCs w:val="14"/>
         <w:rFonts w:ascii="Cambria" w:cs="Cambria" w:eastAsia="Cambria" w:hAnsi="Cambria"/>
       </w:rPr>
-      <w:t xml:space="preserve">Generated August 11, 2026  |  California Community Colleges  |  CPL Initiative</w:t>
+      <w:t xml:space="preserve">Generated August 12, 2026  |  California Community Colleges  |  CPL Initiative</w:t>
     </w:r>
     <w:r>
       <w:rPr>

--- a/reports/projects/1.2_Report.docx
+++ b/reports/projects/1.2_Report.docx
@@ -64,7 +64,7 @@
           <w:szCs w:val="19"/>
           <w:rFonts w:ascii="Cambria" w:cs="Cambria" w:eastAsia="Cambria" w:hAnsi="Cambria"/>
         </w:rPr>
-        <w:t xml:space="preserve">August 12, 2026</w:t>
+        <w:t xml:space="preserve">August 13, 2026</w:t>
       </w:r>
     </w:p>
     <w:tbl>
@@ -1724,7 +1724,7 @@
         <w:szCs w:val="14"/>
         <w:rFonts w:ascii="Cambria" w:cs="Cambria" w:eastAsia="Cambria" w:hAnsi="Cambria"/>
       </w:rPr>
-      <w:t xml:space="preserve">Generated August 12, 2026  |  California Community Colleges  |  CPL Initiative</w:t>
+      <w:t xml:space="preserve">Generated August 13, 2026  |  California Community Colleges  |  CPL Initiative</w:t>
     </w:r>
     <w:r>
       <w:rPr>

--- a/reports/projects/1.2_Report.docx
+++ b/reports/projects/1.2_Report.docx
@@ -64,7 +64,7 @@
           <w:szCs w:val="19"/>
           <w:rFonts w:ascii="Cambria" w:cs="Cambria" w:eastAsia="Cambria" w:hAnsi="Cambria"/>
         </w:rPr>
-        <w:t xml:space="preserve">August 13, 2026</w:t>
+        <w:t xml:space="preserve">August 14, 2026</w:t>
       </w:r>
     </w:p>
     <w:tbl>
@@ -1724,7 +1724,7 @@
         <w:szCs w:val="14"/>
         <w:rFonts w:ascii="Cambria" w:cs="Cambria" w:eastAsia="Cambria" w:hAnsi="Cambria"/>
       </w:rPr>
-      <w:t xml:space="preserve">Generated August 13, 2026  |  California Community Colleges  |  CPL Initiative</w:t>
+      <w:t xml:space="preserve">Generated August 14, 2026  |  California Community Colleges  |  CPL Initiative</w:t>
     </w:r>
     <w:r>
       <w:rPr>

--- a/reports/projects/1.2_Report.docx
+++ b/reports/projects/1.2_Report.docx
@@ -64,7 +64,7 @@
           <w:szCs w:val="19"/>
           <w:rFonts w:ascii="Cambria" w:cs="Cambria" w:eastAsia="Cambria" w:hAnsi="Cambria"/>
         </w:rPr>
-        <w:t xml:space="preserve">August 14, 2026</w:t>
+        <w:t xml:space="preserve">August 15, 2026</w:t>
       </w:r>
     </w:p>
     <w:tbl>
@@ -1724,7 +1724,7 @@
         <w:szCs w:val="14"/>
         <w:rFonts w:ascii="Cambria" w:cs="Cambria" w:eastAsia="Cambria" w:hAnsi="Cambria"/>
       </w:rPr>
-      <w:t xml:space="preserve">Generated August 14, 2026  |  California Community Colleges  |  CPL Initiative</w:t>
+      <w:t xml:space="preserve">Generated August 15, 2026  |  California Community Colleges  |  CPL Initiative</w:t>
     </w:r>
     <w:r>
       <w:rPr>

--- a/reports/projects/1.2_Report.docx
+++ b/reports/projects/1.2_Report.docx
@@ -64,7 +64,7 @@
           <w:szCs w:val="19"/>
           <w:rFonts w:ascii="Cambria" w:cs="Cambria" w:eastAsia="Cambria" w:hAnsi="Cambria"/>
         </w:rPr>
-        <w:t xml:space="preserve">August 15, 2026</w:t>
+        <w:t xml:space="preserve">August 16, 2026</w:t>
       </w:r>
     </w:p>
     <w:tbl>
@@ -1724,7 +1724,7 @@
         <w:szCs w:val="14"/>
         <w:rFonts w:ascii="Cambria" w:cs="Cambria" w:eastAsia="Cambria" w:hAnsi="Cambria"/>
       </w:rPr>
-      <w:t xml:space="preserve">Generated August 15, 2026  |  California Community Colleges  |  CPL Initiative</w:t>
+      <w:t xml:space="preserve">Generated August 16, 2026  |  California Community Colleges  |  CPL Initiative</w:t>
     </w:r>
     <w:r>
       <w:rPr>

--- a/reports/projects/1.2_Report.docx
+++ b/reports/projects/1.2_Report.docx
@@ -64,7 +64,7 @@
           <w:szCs w:val="19"/>
           <w:rFonts w:ascii="Cambria" w:cs="Cambria" w:eastAsia="Cambria" w:hAnsi="Cambria"/>
         </w:rPr>
-        <w:t xml:space="preserve">August 16, 2026</w:t>
+        <w:t xml:space="preserve">August 17, 2026</w:t>
       </w:r>
     </w:p>
     <w:tbl>
@@ -1724,7 +1724,7 @@
         <w:szCs w:val="14"/>
         <w:rFonts w:ascii="Cambria" w:cs="Cambria" w:eastAsia="Cambria" w:hAnsi="Cambria"/>
       </w:rPr>
-      <w:t xml:space="preserve">Generated August 16, 2026  |  California Community Colleges  |  CPL Initiative</w:t>
+      <w:t xml:space="preserve">Generated August 17, 2026  |  California Community Colleges  |  CPL Initiative</w:t>
     </w:r>
     <w:r>
       <w:rPr>

--- a/reports/projects/1.2_Report.docx
+++ b/reports/projects/1.2_Report.docx
@@ -64,7 +64,7 @@
           <w:szCs w:val="19"/>
           <w:rFonts w:ascii="Cambria" w:cs="Cambria" w:eastAsia="Cambria" w:hAnsi="Cambria"/>
         </w:rPr>
-        <w:t xml:space="preserve">August 17, 2026</w:t>
+        <w:t xml:space="preserve">August 18, 2026</w:t>
       </w:r>
     </w:p>
     <w:tbl>
@@ -1724,7 +1724,7 @@
         <w:szCs w:val="14"/>
         <w:rFonts w:ascii="Cambria" w:cs="Cambria" w:eastAsia="Cambria" w:hAnsi="Cambria"/>
       </w:rPr>
-      <w:t xml:space="preserve">Generated August 17, 2026  |  California Community Colleges  |  CPL Initiative</w:t>
+      <w:t xml:space="preserve">Generated August 18, 2026  |  California Community Colleges  |  CPL Initiative</w:t>
     </w:r>
     <w:r>
       <w:rPr>

--- a/reports/projects/1.2_Report.docx
+++ b/reports/projects/1.2_Report.docx
@@ -64,7 +64,7 @@
           <w:szCs w:val="19"/>
           <w:rFonts w:ascii="Cambria" w:cs="Cambria" w:eastAsia="Cambria" w:hAnsi="Cambria"/>
         </w:rPr>
-        <w:t xml:space="preserve">August 18, 2026</w:t>
+        <w:t xml:space="preserve">August 19, 2026</w:t>
       </w:r>
     </w:p>
     <w:tbl>
@@ -1724,7 +1724,7 @@
         <w:szCs w:val="14"/>
         <w:rFonts w:ascii="Cambria" w:cs="Cambria" w:eastAsia="Cambria" w:hAnsi="Cambria"/>
       </w:rPr>
-      <w:t xml:space="preserve">Generated August 18, 2026  |  California Community Colleges  |  CPL Initiative</w:t>
+      <w:t xml:space="preserve">Generated August 19, 2026  |  California Community Colleges  |  CPL Initiative</w:t>
     </w:r>
     <w:r>
       <w:rPr>

--- a/reports/projects/1.2_Report.docx
+++ b/reports/projects/1.2_Report.docx
@@ -64,7 +64,7 @@
           <w:szCs w:val="19"/>
           <w:rFonts w:ascii="Cambria" w:cs="Cambria" w:eastAsia="Cambria" w:hAnsi="Cambria"/>
         </w:rPr>
-        <w:t xml:space="preserve">August 19, 2026</w:t>
+        <w:t xml:space="preserve">August 20, 2026</w:t>
       </w:r>
     </w:p>
     <w:tbl>
@@ -1724,7 +1724,7 @@
         <w:szCs w:val="14"/>
         <w:rFonts w:ascii="Cambria" w:cs="Cambria" w:eastAsia="Cambria" w:hAnsi="Cambria"/>
       </w:rPr>
-      <w:t xml:space="preserve">Generated August 19, 2026  |  California Community Colleges  |  CPL Initiative</w:t>
+      <w:t xml:space="preserve">Generated August 20, 2026  |  California Community Colleges  |  CPL Initiative</w:t>
     </w:r>
     <w:r>
       <w:rPr>

--- a/reports/projects/1.2_Report.docx
+++ b/reports/projects/1.2_Report.docx
@@ -64,7 +64,7 @@
           <w:szCs w:val="19"/>
           <w:rFonts w:ascii="Cambria" w:cs="Cambria" w:eastAsia="Cambria" w:hAnsi="Cambria"/>
         </w:rPr>
-        <w:t xml:space="preserve">August 20, 2026</w:t>
+        <w:t xml:space="preserve">August 21, 2026</w:t>
       </w:r>
     </w:p>
     <w:tbl>
@@ -1724,7 +1724,7 @@
         <w:szCs w:val="14"/>
         <w:rFonts w:ascii="Cambria" w:cs="Cambria" w:eastAsia="Cambria" w:hAnsi="Cambria"/>
       </w:rPr>
-      <w:t xml:space="preserve">Generated August 20, 2026  |  California Community Colleges  |  CPL Initiative</w:t>
+      <w:t xml:space="preserve">Generated August 21, 2026  |  California Community Colleges  |  CPL Initiative</w:t>
     </w:r>
     <w:r>
       <w:rPr>

--- a/reports/projects/1.2_Report.docx
+++ b/reports/projects/1.2_Report.docx
@@ -64,7 +64,7 @@
           <w:szCs w:val="19"/>
           <w:rFonts w:ascii="Cambria" w:cs="Cambria" w:eastAsia="Cambria" w:hAnsi="Cambria"/>
         </w:rPr>
-        <w:t xml:space="preserve">August 21, 2026</w:t>
+        <w:t xml:space="preserve">August 22, 2026</w:t>
       </w:r>
     </w:p>
     <w:tbl>
@@ -1724,7 +1724,7 @@
         <w:szCs w:val="14"/>
         <w:rFonts w:ascii="Cambria" w:cs="Cambria" w:eastAsia="Cambria" w:hAnsi="Cambria"/>
       </w:rPr>
-      <w:t xml:space="preserve">Generated August 21, 2026  |  California Community Colleges  |  CPL Initiative</w:t>
+      <w:t xml:space="preserve">Generated August 22, 2026  |  California Community Colleges  |  CPL Initiative</w:t>
     </w:r>
     <w:r>
       <w:rPr>

--- a/reports/projects/1.2_Report.docx
+++ b/reports/projects/1.2_Report.docx
@@ -64,7 +64,7 @@
           <w:szCs w:val="19"/>
           <w:rFonts w:ascii="Cambria" w:cs="Cambria" w:eastAsia="Cambria" w:hAnsi="Cambria"/>
         </w:rPr>
-        <w:t xml:space="preserve">August 22, 2026</w:t>
+        <w:t xml:space="preserve">August 23, 2026</w:t>
       </w:r>
     </w:p>
     <w:tbl>
@@ -1724,7 +1724,7 @@
         <w:szCs w:val="14"/>
         <w:rFonts w:ascii="Cambria" w:cs="Cambria" w:eastAsia="Cambria" w:hAnsi="Cambria"/>
       </w:rPr>
-      <w:t xml:space="preserve">Generated August 22, 2026  |  California Community Colleges  |  CPL Initiative</w:t>
+      <w:t xml:space="preserve">Generated August 23, 2026  |  California Community Colleges  |  CPL Initiative</w:t>
     </w:r>
     <w:r>
       <w:rPr>

--- a/reports/projects/1.2_Report.docx
+++ b/reports/projects/1.2_Report.docx
@@ -64,7 +64,7 @@
           <w:szCs w:val="19"/>
           <w:rFonts w:ascii="Cambria" w:cs="Cambria" w:eastAsia="Cambria" w:hAnsi="Cambria"/>
         </w:rPr>
-        <w:t xml:space="preserve">August 23, 2026</w:t>
+        <w:t xml:space="preserve">August 24, 2026</w:t>
       </w:r>
     </w:p>
     <w:tbl>
@@ -1724,7 +1724,7 @@
         <w:szCs w:val="14"/>
         <w:rFonts w:ascii="Cambria" w:cs="Cambria" w:eastAsia="Cambria" w:hAnsi="Cambria"/>
       </w:rPr>
-      <w:t xml:space="preserve">Generated August 23, 2026  |  California Community Colleges  |  CPL Initiative</w:t>
+      <w:t xml:space="preserve">Generated August 24, 2026  |  California Community Colleges  |  CPL Initiative</w:t>
     </w:r>
     <w:r>
       <w:rPr>

--- a/reports/projects/1.2_Report.docx
+++ b/reports/projects/1.2_Report.docx
@@ -64,7 +64,7 @@
           <w:szCs w:val="19"/>
           <w:rFonts w:ascii="Cambria" w:cs="Cambria" w:eastAsia="Cambria" w:hAnsi="Cambria"/>
         </w:rPr>
-        <w:t xml:space="preserve">August 24, 2026</w:t>
+        <w:t xml:space="preserve">August 25, 2026</w:t>
       </w:r>
     </w:p>
     <w:tbl>
@@ -1724,7 +1724,7 @@
         <w:szCs w:val="14"/>
         <w:rFonts w:ascii="Cambria" w:cs="Cambria" w:eastAsia="Cambria" w:hAnsi="Cambria"/>
       </w:rPr>
-      <w:t xml:space="preserve">Generated August 24, 2026  |  California Community Colleges  |  CPL Initiative</w:t>
+      <w:t xml:space="preserve">Generated August 25, 2026  |  California Community Colleges  |  CPL Initiative</w:t>
     </w:r>
     <w:r>
       <w:rPr>

--- a/reports/projects/1.2_Report.docx
+++ b/reports/projects/1.2_Report.docx
@@ -64,7 +64,7 @@
           <w:szCs w:val="19"/>
           <w:rFonts w:ascii="Cambria" w:cs="Cambria" w:eastAsia="Cambria" w:hAnsi="Cambria"/>
         </w:rPr>
-        <w:t xml:space="preserve">August 25, 2026</w:t>
+        <w:t xml:space="preserve">August 26, 2026</w:t>
       </w:r>
     </w:p>
     <w:tbl>
@@ -1724,7 +1724,7 @@
         <w:szCs w:val="14"/>
         <w:rFonts w:ascii="Cambria" w:cs="Cambria" w:eastAsia="Cambria" w:hAnsi="Cambria"/>
       </w:rPr>
-      <w:t xml:space="preserve">Generated August 25, 2026  |  California Community Colleges  |  CPL Initiative</w:t>
+      <w:t xml:space="preserve">Generated August 26, 2026  |  California Community Colleges  |  CPL Initiative</w:t>
     </w:r>
     <w:r>
       <w:rPr>

--- a/reports/projects/1.2_Report.docx
+++ b/reports/projects/1.2_Report.docx
@@ -64,7 +64,7 @@
           <w:szCs w:val="19"/>
           <w:rFonts w:ascii="Cambria" w:cs="Cambria" w:eastAsia="Cambria" w:hAnsi="Cambria"/>
         </w:rPr>
-        <w:t xml:space="preserve">August 26, 2026</w:t>
+        <w:t xml:space="preserve">August 27, 2026</w:t>
       </w:r>
     </w:p>
     <w:tbl>
@@ -1724,7 +1724,7 @@
         <w:szCs w:val="14"/>
         <w:rFonts w:ascii="Cambria" w:cs="Cambria" w:eastAsia="Cambria" w:hAnsi="Cambria"/>
       </w:rPr>
-      <w:t xml:space="preserve">Generated August 26, 2026  |  California Community Colleges  |  CPL Initiative</w:t>
+      <w:t xml:space="preserve">Generated August 27, 2026  |  California Community Colleges  |  CPL Initiative</w:t>
     </w:r>
     <w:r>
       <w:rPr>

--- a/reports/projects/1.2_Report.docx
+++ b/reports/projects/1.2_Report.docx
@@ -64,7 +64,7 @@
           <w:szCs w:val="19"/>
           <w:rFonts w:ascii="Cambria" w:cs="Cambria" w:eastAsia="Cambria" w:hAnsi="Cambria"/>
         </w:rPr>
-        <w:t xml:space="preserve">August 27, 2026</w:t>
+        <w:t xml:space="preserve">August 28, 2026</w:t>
       </w:r>
     </w:p>
     <w:tbl>
@@ -1724,7 +1724,7 @@
         <w:szCs w:val="14"/>
         <w:rFonts w:ascii="Cambria" w:cs="Cambria" w:eastAsia="Cambria" w:hAnsi="Cambria"/>
       </w:rPr>
-      <w:t xml:space="preserve">Generated August 27, 2026  |  California Community Colleges  |  CPL Initiative</w:t>
+      <w:t xml:space="preserve">Generated August 28, 2026  |  California Community Colleges  |  CPL Initiative</w:t>
     </w:r>
     <w:r>
       <w:rPr>

--- a/reports/projects/1.2_Report.docx
+++ b/reports/projects/1.2_Report.docx
@@ -64,7 +64,7 @@
           <w:szCs w:val="19"/>
           <w:rFonts w:ascii="Cambria" w:cs="Cambria" w:eastAsia="Cambria" w:hAnsi="Cambria"/>
         </w:rPr>
-        <w:t xml:space="preserve">August 28, 2026</w:t>
+        <w:t xml:space="preserve">August 29, 2026</w:t>
       </w:r>
     </w:p>
     <w:tbl>
@@ -1724,7 +1724,7 @@
         <w:szCs w:val="14"/>
         <w:rFonts w:ascii="Cambria" w:cs="Cambria" w:eastAsia="Cambria" w:hAnsi="Cambria"/>
       </w:rPr>
-      <w:t xml:space="preserve">Generated August 28, 2026  |  California Community Colleges  |  CPL Initiative</w:t>
+      <w:t xml:space="preserve">Generated August 29, 2026  |  California Community Colleges  |  CPL Initiative</w:t>
     </w:r>
     <w:r>
       <w:rPr>

--- a/reports/projects/1.2_Report.docx
+++ b/reports/projects/1.2_Report.docx
@@ -64,7 +64,7 @@
           <w:szCs w:val="19"/>
           <w:rFonts w:ascii="Cambria" w:cs="Cambria" w:eastAsia="Cambria" w:hAnsi="Cambria"/>
         </w:rPr>
-        <w:t xml:space="preserve">August 29, 2026</w:t>
+        <w:t xml:space="preserve">August 30, 2026</w:t>
       </w:r>
     </w:p>
     <w:tbl>
@@ -1724,7 +1724,7 @@
         <w:szCs w:val="14"/>
         <w:rFonts w:ascii="Cambria" w:cs="Cambria" w:eastAsia="Cambria" w:hAnsi="Cambria"/>
       </w:rPr>
-      <w:t xml:space="preserve">Generated August 29, 2026  |  California Community Colleges  |  CPL Initiative</w:t>
+      <w:t xml:space="preserve">Generated August 30, 2026  |  California Community Colleges  |  CPL Initiative</w:t>
     </w:r>
     <w:r>
       <w:rPr>

--- a/reports/projects/1.2_Report.docx
+++ b/reports/projects/1.2_Report.docx
@@ -64,7 +64,7 @@
           <w:szCs w:val="19"/>
           <w:rFonts w:ascii="Cambria" w:cs="Cambria" w:eastAsia="Cambria" w:hAnsi="Cambria"/>
         </w:rPr>
-        <w:t xml:space="preserve">August 30, 2026</w:t>
+        <w:t xml:space="preserve">August 31, 2026</w:t>
       </w:r>
     </w:p>
     <w:tbl>
@@ -1724,7 +1724,7 @@
         <w:szCs w:val="14"/>
         <w:rFonts w:ascii="Cambria" w:cs="Cambria" w:eastAsia="Cambria" w:hAnsi="Cambria"/>
       </w:rPr>
-      <w:t xml:space="preserve">Generated August 30, 2026  |  California Community Colleges  |  CPL Initiative</w:t>
+      <w:t xml:space="preserve">Generated August 31, 2026  |  California Community Colleges  |  CPL Initiative</w:t>
     </w:r>
     <w:r>
       <w:rPr>

--- a/reports/projects/1.2_Report.docx
+++ b/reports/projects/1.2_Report.docx
@@ -64,7 +64,7 @@
           <w:szCs w:val="19"/>
           <w:rFonts w:ascii="Cambria" w:cs="Cambria" w:eastAsia="Cambria" w:hAnsi="Cambria"/>
         </w:rPr>
-        <w:t xml:space="preserve">August 31, 2026</w:t>
+        <w:t xml:space="preserve">September 1, 2026</w:t>
       </w:r>
     </w:p>
     <w:tbl>
@@ -1724,7 +1724,7 @@
         <w:szCs w:val="14"/>
         <w:rFonts w:ascii="Cambria" w:cs="Cambria" w:eastAsia="Cambria" w:hAnsi="Cambria"/>
       </w:rPr>
-      <w:t xml:space="preserve">Generated August 31, 2026  |  California Community Colleges  |  CPL Initiative</w:t>
+      <w:t xml:space="preserve">Generated September 1, 2026  |  California Community Colleges  |  CPL Initiative</w:t>
     </w:r>
     <w:r>
       <w:rPr>

--- a/reports/projects/1.2_Report.docx
+++ b/reports/projects/1.2_Report.docx
@@ -64,7 +64,7 @@
           <w:szCs w:val="19"/>
           <w:rFonts w:ascii="Cambria" w:cs="Cambria" w:eastAsia="Cambria" w:hAnsi="Cambria"/>
         </w:rPr>
-        <w:t xml:space="preserve">September 1, 2026</w:t>
+        <w:t xml:space="preserve">September 2, 2026</w:t>
       </w:r>
     </w:p>
     <w:tbl>
@@ -1724,7 +1724,7 @@
         <w:szCs w:val="14"/>
         <w:rFonts w:ascii="Cambria" w:cs="Cambria" w:eastAsia="Cambria" w:hAnsi="Cambria"/>
       </w:rPr>
-      <w:t xml:space="preserve">Generated September 1, 2026  |  California Community Colleges  |  CPL Initiative</w:t>
+      <w:t xml:space="preserve">Generated September 2, 2026  |  California Community Colleges  |  CPL Initiative</w:t>
     </w:r>
     <w:r>
       <w:rPr>

--- a/reports/projects/1.2_Report.docx
+++ b/reports/projects/1.2_Report.docx
@@ -64,7 +64,7 @@
           <w:szCs w:val="19"/>
           <w:rFonts w:ascii="Cambria" w:cs="Cambria" w:eastAsia="Cambria" w:hAnsi="Cambria"/>
         </w:rPr>
-        <w:t xml:space="preserve">September 2, 2026</w:t>
+        <w:t xml:space="preserve">September 3, 2026</w:t>
       </w:r>
     </w:p>
     <w:tbl>
@@ -1724,7 +1724,7 @@
         <w:szCs w:val="14"/>
         <w:rFonts w:ascii="Cambria" w:cs="Cambria" w:eastAsia="Cambria" w:hAnsi="Cambria"/>
       </w:rPr>
-      <w:t xml:space="preserve">Generated September 2, 2026  |  California Community Colleges  |  CPL Initiative</w:t>
+      <w:t xml:space="preserve">Generated September 3, 2026  |  California Community Colleges  |  CPL Initiative</w:t>
     </w:r>
     <w:r>
       <w:rPr>

--- a/reports/projects/1.2_Report.docx
+++ b/reports/projects/1.2_Report.docx
@@ -64,7 +64,7 @@
           <w:szCs w:val="19"/>
           <w:rFonts w:ascii="Cambria" w:cs="Cambria" w:eastAsia="Cambria" w:hAnsi="Cambria"/>
         </w:rPr>
-        <w:t xml:space="preserve">September 3, 2026</w:t>
+        <w:t xml:space="preserve">September 4, 2026</w:t>
       </w:r>
     </w:p>
     <w:tbl>
@@ -1724,7 +1724,7 @@
         <w:szCs w:val="14"/>
         <w:rFonts w:ascii="Cambria" w:cs="Cambria" w:eastAsia="Cambria" w:hAnsi="Cambria"/>
       </w:rPr>
-      <w:t xml:space="preserve">Generated September 3, 2026  |  California Community Colleges  |  CPL Initiative</w:t>
+      <w:t xml:space="preserve">Generated September 4, 2026  |  California Community Colleges  |  CPL Initiative</w:t>
     </w:r>
     <w:r>
       <w:rPr>

--- a/reports/projects/1.2_Report.docx
+++ b/reports/projects/1.2_Report.docx
@@ -64,7 +64,7 @@
           <w:szCs w:val="19"/>
           <w:rFonts w:ascii="Cambria" w:cs="Cambria" w:eastAsia="Cambria" w:hAnsi="Cambria"/>
         </w:rPr>
-        <w:t xml:space="preserve">September 4, 2026</w:t>
+        <w:t xml:space="preserve">September 5, 2026</w:t>
       </w:r>
     </w:p>
     <w:tbl>
@@ -1724,7 +1724,7 @@
         <w:szCs w:val="14"/>
         <w:rFonts w:ascii="Cambria" w:cs="Cambria" w:eastAsia="Cambria" w:hAnsi="Cambria"/>
       </w:rPr>
-      <w:t xml:space="preserve">Generated September 4, 2026  |  California Community Colleges  |  CPL Initiative</w:t>
+      <w:t xml:space="preserve">Generated September 5, 2026  |  California Community Colleges  |  CPL Initiative</w:t>
     </w:r>
     <w:r>
       <w:rPr>

--- a/reports/projects/1.2_Report.docx
+++ b/reports/projects/1.2_Report.docx
@@ -64,7 +64,7 @@
           <w:szCs w:val="19"/>
           <w:rFonts w:ascii="Cambria" w:cs="Cambria" w:eastAsia="Cambria" w:hAnsi="Cambria"/>
         </w:rPr>
-        <w:t xml:space="preserve">September 5, 2026</w:t>
+        <w:t xml:space="preserve">September 6, 2026</w:t>
       </w:r>
     </w:p>
     <w:tbl>
@@ -1724,7 +1724,7 @@
         <w:szCs w:val="14"/>
         <w:rFonts w:ascii="Cambria" w:cs="Cambria" w:eastAsia="Cambria" w:hAnsi="Cambria"/>
       </w:rPr>
-      <w:t xml:space="preserve">Generated September 5, 2026  |  California Community Colleges  |  CPL Initiative</w:t>
+      <w:t xml:space="preserve">Generated September 6, 2026  |  California Community Colleges  |  CPL Initiative</w:t>
     </w:r>
     <w:r>
       <w:rPr>

--- a/reports/projects/1.2_Report.docx
+++ b/reports/projects/1.2_Report.docx
@@ -64,7 +64,7 @@
           <w:szCs w:val="19"/>
           <w:rFonts w:ascii="Cambria" w:cs="Cambria" w:eastAsia="Cambria" w:hAnsi="Cambria"/>
         </w:rPr>
-        <w:t xml:space="preserve">September 6, 2026</w:t>
+        <w:t xml:space="preserve">September 7, 2026</w:t>
       </w:r>
     </w:p>
     <w:tbl>
@@ -1724,7 +1724,7 @@
         <w:szCs w:val="14"/>
         <w:rFonts w:ascii="Cambria" w:cs="Cambria" w:eastAsia="Cambria" w:hAnsi="Cambria"/>
       </w:rPr>
-      <w:t xml:space="preserve">Generated September 6, 2026  |  California Community Colleges  |  CPL Initiative</w:t>
+      <w:t xml:space="preserve">Generated September 7, 2026  |  California Community Colleges  |  CPL Initiative</w:t>
     </w:r>
     <w:r>
       <w:rPr>

--- a/reports/projects/1.2_Report.docx
+++ b/reports/projects/1.2_Report.docx
@@ -64,7 +64,7 @@
           <w:szCs w:val="19"/>
           <w:rFonts w:ascii="Cambria" w:cs="Cambria" w:eastAsia="Cambria" w:hAnsi="Cambria"/>
         </w:rPr>
-        <w:t xml:space="preserve">September 7, 2026</w:t>
+        <w:t xml:space="preserve">September 8, 2026</w:t>
       </w:r>
     </w:p>
     <w:tbl>
@@ -1724,7 +1724,7 @@
         <w:szCs w:val="14"/>
         <w:rFonts w:ascii="Cambria" w:cs="Cambria" w:eastAsia="Cambria" w:hAnsi="Cambria"/>
       </w:rPr>
-      <w:t xml:space="preserve">Generated September 7, 2026  |  California Community Colleges  |  CPL Initiative</w:t>
+      <w:t xml:space="preserve">Generated September 8, 2026  |  California Community Colleges  |  CPL Initiative</w:t>
     </w:r>
     <w:r>
       <w:rPr>

--- a/reports/projects/1.2_Report.docx
+++ b/reports/projects/1.2_Report.docx
@@ -64,7 +64,7 @@
           <w:szCs w:val="19"/>
           <w:rFonts w:ascii="Cambria" w:cs="Cambria" w:eastAsia="Cambria" w:hAnsi="Cambria"/>
         </w:rPr>
-        <w:t xml:space="preserve">September 8, 2026</w:t>
+        <w:t xml:space="preserve">September 10, 2026</w:t>
       </w:r>
     </w:p>
     <w:tbl>
@@ -1724,7 +1724,7 @@
         <w:szCs w:val="14"/>
         <w:rFonts w:ascii="Cambria" w:cs="Cambria" w:eastAsia="Cambria" w:hAnsi="Cambria"/>
       </w:rPr>
-      <w:t xml:space="preserve">Generated September 8, 2026  |  California Community Colleges  |  CPL Initiative</w:t>
+      <w:t xml:space="preserve">Generated September 10, 2026  |  California Community Colleges  |  CPL Initiative</w:t>
     </w:r>
     <w:r>
       <w:rPr>

--- a/reports/projects/1.2_Report.docx
+++ b/reports/projects/1.2_Report.docx
@@ -64,7 +64,7 @@
           <w:szCs w:val="19"/>
           <w:rFonts w:ascii="Cambria" w:cs="Cambria" w:eastAsia="Cambria" w:hAnsi="Cambria"/>
         </w:rPr>
-        <w:t xml:space="preserve">September 10, 2026</w:t>
+        <w:t xml:space="preserve">September 11, 2026</w:t>
       </w:r>
     </w:p>
     <w:tbl>
@@ -1724,7 +1724,7 @@
         <w:szCs w:val="14"/>
         <w:rFonts w:ascii="Cambria" w:cs="Cambria" w:eastAsia="Cambria" w:hAnsi="Cambria"/>
       </w:rPr>
-      <w:t xml:space="preserve">Generated September 10, 2026  |  California Community Colleges  |  CPL Initiative</w:t>
+      <w:t xml:space="preserve">Generated September 11, 2026  |  California Community Colleges  |  CPL Initiative</w:t>
     </w:r>
     <w:r>
       <w:rPr>

--- a/reports/projects/1.2_Report.docx
+++ b/reports/projects/1.2_Report.docx
@@ -64,7 +64,7 @@
           <w:szCs w:val="19"/>
           <w:rFonts w:ascii="Cambria" w:cs="Cambria" w:eastAsia="Cambria" w:hAnsi="Cambria"/>
         </w:rPr>
-        <w:t xml:space="preserve">September 11, 2026</w:t>
+        <w:t xml:space="preserve">September 12, 2026</w:t>
       </w:r>
     </w:p>
     <w:tbl>
@@ -1724,7 +1724,7 @@
         <w:szCs w:val="14"/>
         <w:rFonts w:ascii="Cambria" w:cs="Cambria" w:eastAsia="Cambria" w:hAnsi="Cambria"/>
       </w:rPr>
-      <w:t xml:space="preserve">Generated September 11, 2026  |  California Community Colleges  |  CPL Initiative</w:t>
+      <w:t xml:space="preserve">Generated September 12, 2026  |  California Community Colleges  |  CPL Initiative</w:t>
     </w:r>
     <w:r>
       <w:rPr>
